--- a/AI大模型在财务场景的应用/项目1_范例_v6.docx
+++ b/AI大模型在财务场景的应用/项目1_范例_v6.docx
@@ -205,7 +205,7 @@
           <w:color w:val="000000"/>
           <w:sz w:val="24"/>
         </w:rPr>
-        <w:t>星空读书会的社长李想准备为期末的读书分享会购买活动道具。他在群里发了一句话：“我们需要买点东西，大概300块，谁有空去买？”财务干事小林回复：“买什么？在哪里买？谁来付款？票据怎么交？”群里沉默了半天，问题并没有解决。</w:t>
+        <w:t>星空读书会的社长李想想准备为期末的读书分享会购买活动道具。他在群里发了一句话：“我们需要买点东西，大概300块，谁有空去买？”财务干事小何回复：“买什么？在哪里买？谁来付款？票据怎么交？”群里沉默了半天，问题并没有解决。</w:t>
       </w:r>
     </w:p>
     <w:p>
@@ -463,7 +463,7 @@
           <w:color w:val="000000"/>
           <w:sz w:val="24"/>
         </w:rPr>
-        <w:t>以星空读书会的案例为例，可以把“买点东西”改写为：“社团为期末读书分享会购买活动道具，预计花费300元以内，拟于本周五前完成购买，由社长李想负责，付款后凭发票报销。”这样，五个要素都有了答案。</w:t>
+        <w:t>以星空读书会的案例为例，可以把“买点东西”改写为：“社团为期末读书分享会购买活动道具，预计花费300元以内，拟于本周五前完成购买，由社长李想想负责，付款后凭发票报销。”这样，五个要素都有了答案。</w:t>
       </w:r>
     </w:p>
     <w:p>
@@ -859,7 +859,7 @@
           <w:color w:val="000000"/>
           <w:sz w:val="24"/>
         </w:rPr>
-        <w:t>星空读书会的经验可以说明这一点。最初的群消息是发给全体成员的，结果没有人愿意回答“谁付款”。后来，小林把问题拆开：道具的用途由宣传部长回答，报价由采购人员提供，付款与票据由社长负责。每个人只需要回答自己负责的部分，问题很快得到了解决。</w:t>
+        <w:t>星空读书会的经验可以说明这一点。最初的群消息是发给全体成员的，结果没有人愿意回答“谁付款”。后来，小何把问题拆开：道具的用途由宣传部长回答，报价由采购人员提供，付款与票据由社长负责。每个人只需要回答自己负责的部分，问题很快得到了解决。</w:t>
       </w:r>
     </w:p>
     <w:p>
@@ -961,7 +961,7 @@
           <w:color w:val="000000"/>
           <w:sz w:val="24"/>
         </w:rPr>
-        <w:t>小林在群里发了四个问题，实际上就是五个要素中的四个。李想补充后，群里形成了如下描述：海报卡纸20张，每张4元；灯串2条，每条45元；颜料一套60元；合计230元，在300元的活动预算内，由社长在周五前购买，凭发票报销。问题被说清楚了，才有了下一步处理的可能。</w:t>
+        <w:t>小何在群里发了四个问题，实际上就是五个要素中的四个。李想想补充后，群里形成了如下描述：海报卡纸20张，每张4元；灯串2条，每条45元；颜料一套60元；合计230元，在300元的活动预算内，由社长在周五前购买，凭发票报销。问题被说清楚了，才有了下一步处理的可能。</w:t>
       </w:r>
     </w:p>
     <w:p>
@@ -2580,7 +2580,7 @@
           <w:color w:val="000000"/>
           <w:sz w:val="24"/>
         </w:rPr>
-        <w:t>小林用AI汇总社团本学期的收支，AI给出的结论是：“本学期结余约600元，活动经费使用合理。”小林觉得数字很整齐，就准备在群里公布。但在核对时，她发现AI引用的一笔赞助金额并不在原始表中，原来是AI把两笔赞助相加时多算了一次。</w:t>
+        <w:t>小何用AI汇总社团本学期的收支，AI给出的结论是：“本学期结余约600元，活动经费使用合理。”小何觉得数字很整齐，就准备在群里公布。但在核对时，她发现AI引用的一笔赞助金额并不在原始表中，原来是AI把两笔赞助相加时多算了一次。</w:t>
       </w:r>
     </w:p>
     <w:p>
@@ -3043,7 +3043,7 @@
           <w:color w:val="000000"/>
           <w:sz w:val="24"/>
         </w:rPr>
-        <w:t>星空读书会想了解本学期的活动支出。AI汇总后给出结论：“本学期共举办12次活动，平均每次支出约5万元。”小林看到这一结论时，首先想到的是社团的收入规模：本学期的拨款和会费合计只有约1800元。把1800元与5万元放在一起，立即可以判断这一结论不合理。</w:t>
+        <w:t>星空读书会想了解本学期的活动支出。AI汇总后给出结论：“本学期共举办12次活动，平均每次支出约5万元。”小何看到这一结论时，首先想到的是社团的收入规模：本学期的拨款和会费合计只有约1800元。把1800元与5万元放在一起，立即可以判断这一结论不合理。</w:t>
       </w:r>
     </w:p>
     <w:p>
@@ -3215,7 +3215,7 @@
           <w:color w:val="000000"/>
           <w:sz w:val="24"/>
         </w:rPr>
-        <w:t>小林对AI的汇总做了三步检查。第一步，她在原始表中找不到那笔赞助金额，判定来源不成立；第二步，她重算后发现结余应为约300元，而不是600元；第三步，她看常识，认为结余数字与收入规模不一致。三步检查后，她把错误指出，让AI重新汇总，并在群里更正。</w:t>
+        <w:t>小何对AI的汇总做了三步检查。第一步，她在原始表中找不到那笔赞助金额，判定来源不成立；第二步，她重算后发现结余应为约300元，而不是600元；第三步，她看常识，认为结余数字与收入规模不一致。三步检查后，她把错误指出，让AI重新汇总，并在群里更正。</w:t>
       </w:r>
     </w:p>
     <w:p>

--- a/AI大模型在财务场景的应用/项目1_范例_v6.docx
+++ b/AI大模型在财务场景的应用/项目1_范例_v6.docx
@@ -4430,6 +4430,15 @@
     <w:name w:val="Normal"/>
     <w:qFormat/>
     <w:rsid w:val="00FC693F"/>
+    <w:pPr>
+      <w:spacing w:lineRule="exact" w:line="400" w:before="0" w:after="0"/>
+      <w:ind w:firstLine="480"/>
+    </w:pPr>
+    <w:rPr>
+      <w:rFonts w:ascii="Times New Roman" w:hAnsi="Times New Roman" w:eastAsia="宋体" w:cs="Times New Roman"/>
+      <w:b w:val="0"/>
+      <w:sz w:val="24"/>
+    </w:rPr>
   </w:style>
   <w:style w:type="paragraph" w:styleId="Header">
     <w:name w:val="header"/>
@@ -4486,15 +4495,17 @@
     <w:pPr>
       <w:keepNext/>
       <w:keepLines/>
-      <w:spacing w:before="480" w:after="0"/>
+      <w:spacing w:before="240" w:after="120" w:lineRule="exact" w:line="480"/>
+      <w:ind w:firstLine="0"/>
+      <w:jc w:val="center"/>
       <w:outlineLvl w:val="0"/>
     </w:pPr>
     <w:rPr>
-      <w:rFonts w:asciiTheme="majorHAnsi" w:eastAsiaTheme="majorEastAsia" w:hAnsiTheme="majorHAnsi" w:cstheme="majorBidi"/>
+      <w:rFonts w:asciiTheme="majorHAnsi" w:eastAsiaTheme="majorEastAsia" w:hAnsiTheme="majorHAnsi" w:cstheme="majorBidi" w:ascii="Times New Roman" w:hAnsi="Times New Roman" w:eastAsia="黑体" w:cs="Times New Roman"/>
       <w:b/>
       <w:bCs/>
-      <w:color w:val="365F91" w:themeColor="accent1" w:themeShade="BF"/>
-      <w:sz w:val="28"/>
+      <w:i w:val="0"/>
+      <w:sz w:val="32"/>
       <w:szCs w:val="28"/>
     </w:rPr>
   </w:style>
@@ -4510,15 +4521,17 @@
     <w:pPr>
       <w:keepNext/>
       <w:keepLines/>
-      <w:spacing w:before="200" w:after="0"/>
+      <w:spacing w:before="240" w:after="120" w:lineRule="exact" w:line="480"/>
+      <w:ind w:firstLine="0"/>
+      <w:jc w:val="left"/>
       <w:outlineLvl w:val="1"/>
     </w:pPr>
     <w:rPr>
-      <w:rFonts w:asciiTheme="majorHAnsi" w:eastAsiaTheme="majorEastAsia" w:hAnsiTheme="majorHAnsi" w:cstheme="majorBidi"/>
+      <w:rFonts w:asciiTheme="majorHAnsi" w:eastAsiaTheme="majorEastAsia" w:hAnsiTheme="majorHAnsi" w:cstheme="majorBidi" w:ascii="Times New Roman" w:hAnsi="Times New Roman" w:eastAsia="黑体" w:cs="Times New Roman"/>
       <w:b/>
       <w:bCs/>
-      <w:color w:val="4F81BD" w:themeColor="accent1"/>
-      <w:sz w:val="26"/>
+      <w:i w:val="0"/>
+      <w:sz w:val="28"/>
       <w:szCs w:val="26"/>
     </w:rPr>
   </w:style>
@@ -4534,14 +4547,17 @@
     <w:pPr>
       <w:keepNext/>
       <w:keepLines/>
-      <w:spacing w:before="200" w:after="0"/>
+      <w:spacing w:before="240" w:after="120" w:lineRule="exact" w:line="480"/>
+      <w:ind w:firstLine="0"/>
+      <w:jc w:val="left"/>
       <w:outlineLvl w:val="2"/>
     </w:pPr>
     <w:rPr>
-      <w:rFonts w:asciiTheme="majorHAnsi" w:eastAsiaTheme="majorEastAsia" w:hAnsiTheme="majorHAnsi" w:cstheme="majorBidi"/>
+      <w:rFonts w:asciiTheme="majorHAnsi" w:eastAsiaTheme="majorEastAsia" w:hAnsiTheme="majorHAnsi" w:cstheme="majorBidi" w:ascii="Times New Roman" w:hAnsi="Times New Roman" w:eastAsia="黑体" w:cs="Times New Roman"/>
       <w:b/>
       <w:bCs/>
-      <w:color w:val="4F81BD" w:themeColor="accent1"/>
+      <w:i w:val="0"/>
+      <w:sz w:val="24"/>
     </w:rPr>
   </w:style>
   <w:style w:type="paragraph" w:styleId="Heading4">

--- a/AI大模型在财务场景的应用/项目1_范例_v6.docx
+++ b/AI大模型在财务场景的应用/项目1_范例_v6.docx
@@ -3926,7 +3926,7 @@
           <w:color w:val="000000"/>
           <w:sz w:val="28"/>
         </w:rPr>
-        <w:t>拓展：大模型为什么会说错话（选学）</w:t>
+        <w:t>拓展：大模型为什么会说错话</w:t>
       </w:r>
     </w:p>
     <w:p>

--- a/AI大模型在财务场景的应用/项目1_范例_v6.docx
+++ b/AI大模型在财务场景的应用/项目1_范例_v6.docx
@@ -1059,52 +1059,317 @@
         <w:t>AI可能会“补全”一个看似合理的数字，但它并不知道真实的价格和用途。缺少的信息必须由当事人提供。</w:t>
       </w:r>
     </w:p>
-    <w:p>
-      <w:pPr>
-        <w:keepNext/>
-        <w:spacing w:lineRule="exact" w:line="400" w:before="120" w:after="0"/>
-      </w:pPr>
-      <w:r>
-        <w:rPr>
-          <w:rFonts w:ascii="Times New Roman" w:hAnsi="Times New Roman" w:cs="Times New Roman" w:eastAsia="黑体"/>
-          <w:b/>
-          <w:color w:val="000000"/>
-          <w:sz w:val="24"/>
-        </w:rPr>
-        <w:t>思政园地</w:t>
-      </w:r>
-    </w:p>
-    <w:p>
-      <w:pPr>
-        <w:keepNext/>
-        <w:spacing w:lineRule="exact" w:line="400" w:before="120" w:after="0"/>
-      </w:pPr>
-      <w:r>
-        <w:rPr>
-          <w:rFonts w:ascii="Times New Roman" w:hAnsi="Times New Roman" w:cs="Times New Roman" w:eastAsia="黑体"/>
-          <w:b/>
-          <w:color w:val="000000"/>
-          <w:sz w:val="24"/>
-        </w:rPr>
-        <w:t>思政园地：先问清楚，再花钱</w:t>
-      </w:r>
-    </w:p>
-    <w:p>
-      <w:pPr>
-        <w:keepNext/>
-        <w:spacing w:lineRule="exact" w:line="400" w:before="0" w:after="0"/>
-        <w:ind w:firstLine="480"/>
-      </w:pPr>
-      <w:r>
-        <w:rPr>
-          <w:rFonts w:ascii="Times New Roman" w:hAnsi="Times New Roman" w:cs="Times New Roman" w:eastAsia="宋体"/>
-          <w:b w:val="0"/>
-          <w:color w:val="000000"/>
-          <w:sz w:val="24"/>
-        </w:rPr>
-        <w:t>社团的一句“买点东西”，看似小事，却可能导致预算超支、报销困难，甚至引起同学之间的误会。财务工作的第一步，是对每一笔钱负责，把“为什么花”和“花多少”讲清楚。这种习惯，比任何工具都重要。</w:t>
-      </w:r>
-    </w:p>
+    <w:tbl>
+      <w:tblPr>
+        <w:tblW w:type="auto" w:w="0"/>
+        <w:jc w:val="center"/>
+        <w:tblLayout w:type="fixed"/>
+        <w:tblLook w:firstColumn="1" w:firstRow="1" w:lastColumn="0" w:lastRow="0" w:noHBand="0" w:noVBand="1" w:val="04A0"/>
+        <w:tblBorders>
+          <w:top w:val="single" w:sz="12" w:space="0" w:color="2E6DB4"/>
+          <w:left w:val="single" w:sz="12" w:space="0" w:color="2E6DB4"/>
+          <w:bottom w:val="single" w:sz="12" w:space="0" w:color="2E6DB4"/>
+          <w:right w:val="single" w:sz="12" w:space="0" w:color="2E6DB4"/>
+        </w:tblBorders>
+      </w:tblPr>
+      <w:tblGrid>
+        <w:gridCol w:w="8312"/>
+      </w:tblGrid>
+      <w:tr>
+        <w:tc>
+          <w:tcPr>
+            <w:tcW w:type="dxa" w:w="8878"/>
+            <w:shd w:val="clear" w:color="auto" w:fill="EAF1F8"/>
+          </w:tcPr>
+          <w:p>
+            <w:pPr>
+              <w:keepNext/>
+              <w:spacing w:lineRule="exact" w:line="400" w:after="160" w:before="0"/>
+              <w:ind w:firstLine="0"/>
+              <w:jc w:val="center"/>
+            </w:pPr>
+            <w:r>
+              <w:rPr>
+                <w:rFonts w:ascii="Times New Roman" w:hAnsi="Times New Roman" w:eastAsia="黑体" w:cs="Times New Roman"/>
+                <w:b/>
+                <w:sz w:val="24"/>
+              </w:rPr>
+              <w:t xml:space="preserve">思政园地：先问清楚，再花钱</w:t>
+            </w:r>
+          </w:p>
+          <w:p>
+            <w:pPr>
+              <w:keepNext/>
+              <w:spacing w:lineRule="exact" w:line="400" w:after="60" w:before="0"/>
+              <w:ind w:firstLine="0"/>
+            </w:pPr>
+            <w:r>
+              <w:rPr>
+                <w:rFonts w:ascii="Times New Roman" w:hAnsi="Times New Roman" w:eastAsia="黑体" w:cs="Times New Roman"/>
+                <w:b/>
+                <w:sz w:val="24"/>
+              </w:rPr>
+              <w:t xml:space="preserve">【校园案例】</w:t>
+            </w:r>
+          </w:p>
+          <w:p>
+            <w:pPr>
+              <w:keepNext w:val="0"/>
+              <w:spacing w:lineRule="exact" w:line="400" w:after="80" w:before="0"/>
+              <w:ind w:firstLine="0"/>
+            </w:pPr>
+            <w:r>
+              <w:rPr>
+                <w:rFonts w:ascii="Times New Roman" w:hAnsi="Times New Roman" w:eastAsia="宋体" w:cs="Times New Roman"/>
+                <w:b w:val="0"/>
+                <w:sz w:val="24"/>
+              </w:rPr>
+              <w:t xml:space="preserve">星空读书会准备期中活动时，有同学提议“买点零食”，既没有写明用途，也没有写明金额和付款人。活动结束后，三张收据分别由三个人保管，报销时对不上，两位同学各自垫付，最后在群里争执起来。财务干事小何没有急着处理，而是请大家重新填写一张采购说明，写清楚用途、预算、付款人和批准人。问题就这样慢慢理顺了。</w:t>
+            </w:r>
+          </w:p>
+          <w:p>
+            <w:pPr>
+              <w:keepNext/>
+              <w:spacing w:lineRule="exact" w:line="400" w:after="60" w:before="0"/>
+              <w:ind w:firstLine="0"/>
+            </w:pPr>
+            <w:r>
+              <w:rPr>
+                <w:rFonts w:ascii="Times New Roman" w:hAnsi="Times New Roman" w:eastAsia="黑体" w:cs="Times New Roman"/>
+                <w:b/>
+                <w:sz w:val="24"/>
+              </w:rPr>
+              <w:t xml:space="preserve">【职业案例】</w:t>
+            </w:r>
+          </w:p>
+          <w:p>
+            <w:pPr>
+              <w:keepNext w:val="0"/>
+              <w:spacing w:lineRule="exact" w:line="400" w:after="80" w:before="0"/>
+              <w:ind w:firstLine="0"/>
+            </w:pPr>
+            <w:r>
+              <w:rPr>
+                <w:rFonts w:ascii="Times New Roman" w:hAnsi="Times New Roman" w:eastAsia="宋体" w:cs="Times New Roman"/>
+                <w:b w:val="0"/>
+                <w:sz w:val="24"/>
+              </w:rPr>
+              <w:t xml:space="preserve">青禾文具行政部的赵敏想买一批文件柜，口头告诉财务助理小周“先买，回头补申请”。小周请赵敏先补一份书面申请，写明用途、预算与审批人。赵敏起初觉得麻烦，后来发现，正是因为有了这份申请，她的报销才没有被退回。</w:t>
+            </w:r>
+          </w:p>
+          <w:p>
+            <w:pPr>
+              <w:keepNext/>
+              <w:spacing w:lineRule="exact" w:line="400" w:after="60" w:before="0"/>
+              <w:ind w:firstLine="0"/>
+            </w:pPr>
+            <w:r>
+              <w:rPr>
+                <w:rFonts w:ascii="Times New Roman" w:hAnsi="Times New Roman" w:eastAsia="黑体" w:cs="Times New Roman"/>
+                <w:b/>
+                <w:sz w:val="24"/>
+              </w:rPr>
+              <w:t xml:space="preserve">【AI情境】</w:t>
+            </w:r>
+          </w:p>
+          <w:p>
+            <w:pPr>
+              <w:keepNext w:val="0"/>
+              <w:spacing w:lineRule="exact" w:line="400" w:after="80" w:before="0"/>
+              <w:ind w:firstLine="0"/>
+            </w:pPr>
+            <w:r>
+              <w:rPr>
+                <w:rFonts w:ascii="Times New Roman" w:hAnsi="Times New Roman" w:eastAsia="宋体" w:cs="Times New Roman"/>
+                <w:b w:val="0"/>
+                <w:sz w:val="24"/>
+              </w:rPr>
+              <w:t xml:space="preserve">提示词：我想为社团活动买点东西，帮我列个采购清单。</w:t>
+            </w:r>
+          </w:p>
+          <w:p>
+            <w:pPr>
+              <w:keepNext w:val="0"/>
+              <w:spacing w:lineRule="exact" w:line="400" w:after="80" w:before="0"/>
+              <w:ind w:firstLine="0"/>
+            </w:pPr>
+            <w:r>
+              <w:rPr>
+                <w:rFonts w:ascii="Times New Roman" w:hAnsi="Times New Roman" w:eastAsia="宋体" w:cs="Times New Roman"/>
+                <w:b w:val="0"/>
+                <w:sz w:val="24"/>
+              </w:rPr>
+              <w:t xml:space="preserve">AI大模型回复：可以准备饮料、零食、纸杯、装饰品等，建议根据人数选购，价格以实际市场为准。</w:t>
+            </w:r>
+          </w:p>
+          <w:p>
+            <w:pPr>
+              <w:keepNext w:val="0"/>
+              <w:spacing w:lineRule="exact" w:line="400" w:after="80" w:before="0"/>
+              <w:ind w:firstLine="0"/>
+            </w:pPr>
+            <w:r>
+              <w:rPr>
+                <w:rFonts w:ascii="Times New Roman" w:hAnsi="Times New Roman" w:eastAsia="宋体" w:cs="Times New Roman"/>
+                <w:b w:val="0"/>
+                <w:sz w:val="24"/>
+              </w:rPr>
+              <w:t xml:space="preserve">分析：回复看似有用，实际上没有写明用途、数量、预算和审批人，也没有提醒任何金额都需要依据。照着它采购，等于把花钱的决定交给了一份没有边界的清单。改进的做法，是先写明活动人数、预算上限和审批人，再让AI列出清单，并请它标注每项金额的来源。</w:t>
+            </w:r>
+          </w:p>
+          <w:p>
+            <w:pPr>
+              <w:keepNext/>
+              <w:spacing w:lineRule="exact" w:line="400" w:after="60" w:before="0"/>
+              <w:ind w:firstLine="0"/>
+            </w:pPr>
+            <w:r>
+              <w:rPr>
+                <w:rFonts w:ascii="Times New Roman" w:hAnsi="Times New Roman" w:eastAsia="黑体" w:cs="Times New Roman"/>
+                <w:b/>
+                <w:sz w:val="24"/>
+              </w:rPr>
+              <w:t xml:space="preserve">【讨论】</w:t>
+            </w:r>
+          </w:p>
+          <w:p>
+            <w:pPr>
+              <w:keepNext w:val="0"/>
+              <w:spacing w:lineRule="exact" w:line="400" w:after="80" w:before="0"/>
+              <w:ind w:firstLine="0"/>
+            </w:pPr>
+            <w:r>
+              <w:rPr>
+                <w:rFonts w:ascii="Times New Roman" w:hAnsi="Times New Roman" w:eastAsia="宋体" w:cs="Times New Roman"/>
+                <w:b w:val="0"/>
+                <w:sz w:val="24"/>
+              </w:rPr>
+              <w:t xml:space="preserve">你是否有过“先买了再说”的经历？这种做法给同学或单位带来了什么麻烦？</w:t>
+            </w:r>
+          </w:p>
+          <w:p>
+            <w:pPr>
+              <w:keepNext/>
+              <w:spacing w:lineRule="exact" w:line="400" w:after="60" w:before="0"/>
+              <w:ind w:firstLine="0"/>
+            </w:pPr>
+            <w:r>
+              <w:rPr>
+                <w:rFonts w:ascii="Times New Roman" w:hAnsi="Times New Roman" w:eastAsia="黑体" w:cs="Times New Roman"/>
+                <w:b/>
+                <w:sz w:val="24"/>
+              </w:rPr>
+              <w:t xml:space="preserve">【点题】</w:t>
+            </w:r>
+          </w:p>
+          <w:p>
+            <w:pPr>
+              <w:keepNext w:val="0"/>
+              <w:spacing w:lineRule="exact" w:line="400" w:after="80" w:before="0"/>
+              <w:ind w:firstLine="0"/>
+            </w:pPr>
+            <w:r>
+              <w:rPr>
+                <w:rFonts w:ascii="Times New Roman" w:hAnsi="Times New Roman" w:eastAsia="宋体" w:cs="Times New Roman"/>
+                <w:b w:val="0"/>
+                <w:sz w:val="24"/>
+              </w:rPr>
+              <w:t xml:space="preserve">花钱之前先说清楚为什么花、花多少、由谁批准，是财务工作的第一道关口。这一关守住了，后面的记账、报销和分析才有依据。</w:t>
+            </w:r>
+          </w:p>
+          <w:p>
+            <w:pPr>
+              <w:keepNext/>
+              <w:spacing w:lineRule="exact" w:line="400" w:after="60" w:before="0"/>
+              <w:ind w:firstLine="0"/>
+            </w:pPr>
+            <w:r>
+              <w:rPr>
+                <w:rFonts w:ascii="Times New Roman" w:hAnsi="Times New Roman" w:eastAsia="黑体" w:cs="Times New Roman"/>
+                <w:b/>
+                <w:sz w:val="24"/>
+              </w:rPr>
+              <w:t xml:space="preserve">【践行】</w:t>
+            </w:r>
+          </w:p>
+          <w:p>
+            <w:pPr>
+              <w:keepNext w:val="0"/>
+              <w:spacing w:lineRule="exact" w:line="400" w:after="80" w:before="0"/>
+              <w:ind w:firstLine="0"/>
+            </w:pPr>
+            <w:r>
+              <w:rPr>
+                <w:rFonts w:ascii="Times New Roman" w:hAnsi="Times New Roman" w:eastAsia="宋体" w:cs="Times New Roman"/>
+                <w:b w:val="0"/>
+                <w:sz w:val="24"/>
+              </w:rPr>
+              <w:t xml:space="preserve">下次采购前，先用一句话写明用途和金额。我承诺：使用AI制定采购方案时，先写明用途、预算和审批人，不直接采用没有金额来源的清单，并在提交前逐项核对。</w:t>
+            </w:r>
+          </w:p>
+          <w:p>
+            <w:pPr>
+              <w:keepNext/>
+              <w:spacing w:lineRule="exact" w:line="400" w:after="60" w:before="0"/>
+              <w:ind w:firstLine="0"/>
+            </w:pPr>
+            <w:r>
+              <w:rPr>
+                <w:rFonts w:ascii="Times New Roman" w:hAnsi="Times New Roman" w:eastAsia="黑体" w:cs="Times New Roman"/>
+                <w:b/>
+                <w:sz w:val="24"/>
+              </w:rPr>
+              <w:t xml:space="preserve">【自检清单】</w:t>
+            </w:r>
+          </w:p>
+          <w:p>
+            <w:pPr>
+              <w:keepNext w:val="0"/>
+              <w:spacing w:lineRule="exact" w:line="400" w:after="80" w:before="0"/>
+              <w:ind w:firstLine="0"/>
+            </w:pPr>
+            <w:r>
+              <w:rPr>
+                <w:rFonts w:ascii="Times New Roman" w:hAnsi="Times New Roman" w:eastAsia="宋体" w:cs="Times New Roman"/>
+                <w:b w:val="0"/>
+                <w:sz w:val="24"/>
+              </w:rPr>
+              <w:t xml:space="preserve">□ 用途、金额、付款人是否都已写清楚？</w:t>
+            </w:r>
+          </w:p>
+          <w:p>
+            <w:pPr>
+              <w:keepNext w:val="0"/>
+              <w:spacing w:lineRule="exact" w:line="400" w:after="80" w:before="0"/>
+              <w:ind w:firstLine="0"/>
+            </w:pPr>
+            <w:r>
+              <w:rPr>
+                <w:rFonts w:ascii="Times New Roman" w:hAnsi="Times New Roman" w:eastAsia="宋体" w:cs="Times New Roman"/>
+                <w:b w:val="0"/>
+                <w:sz w:val="24"/>
+              </w:rPr>
+              <w:t xml:space="preserve">□ 是否设定了预算上限，并有人审批？</w:t>
+            </w:r>
+          </w:p>
+          <w:p>
+            <w:pPr>
+              <w:keepNext w:val="0"/>
+              <w:spacing w:lineRule="exact" w:line="400" w:after="80" w:before="0"/>
+              <w:ind w:firstLine="0"/>
+            </w:pPr>
+            <w:r>
+              <w:rPr>
+                <w:rFonts w:ascii="Times New Roman" w:hAnsi="Times New Roman" w:eastAsia="宋体" w:cs="Times New Roman"/>
+                <w:b w:val="0"/>
+                <w:sz w:val="24"/>
+              </w:rPr>
+              <w:t xml:space="preserve">□ AI给出的每一个金额是否都能找到依据？</w:t>
+            </w:r>
+          </w:p>
+        </w:tc>
+      </w:tr>
+    </w:tbl>
     <w:p>
       <w:pPr>
         <w:keepNext/>
@@ -2394,52 +2659,317 @@
         <w:t>长度不是关键，五个要素是否齐全才是关键。</w:t>
       </w:r>
     </w:p>
-    <w:p>
-      <w:pPr>
-        <w:keepNext/>
-        <w:spacing w:lineRule="exact" w:line="400" w:before="120" w:after="0"/>
-      </w:pPr>
-      <w:r>
-        <w:rPr>
-          <w:rFonts w:ascii="Times New Roman" w:hAnsi="Times New Roman" w:cs="Times New Roman" w:eastAsia="黑体"/>
-          <w:b/>
-          <w:color w:val="000000"/>
-          <w:sz w:val="24"/>
-        </w:rPr>
-        <w:t>思政园地</w:t>
-      </w:r>
-    </w:p>
-    <w:p>
-      <w:pPr>
-        <w:keepNext/>
-        <w:spacing w:lineRule="exact" w:line="400" w:before="120" w:after="0"/>
-      </w:pPr>
-      <w:r>
-        <w:rPr>
-          <w:rFonts w:ascii="Times New Roman" w:hAnsi="Times New Roman" w:cs="Times New Roman" w:eastAsia="黑体"/>
-          <w:b/>
-          <w:color w:val="000000"/>
-          <w:sz w:val="24"/>
-        </w:rPr>
-        <w:t>思政园地：提示词也是一种责任表达</w:t>
-      </w:r>
-    </w:p>
-    <w:p>
-      <w:pPr>
-        <w:keepNext/>
-        <w:spacing w:lineRule="exact" w:line="400" w:before="0" w:after="0"/>
-        <w:ind w:firstLine="480"/>
-      </w:pPr>
-      <w:r>
-        <w:rPr>
-          <w:rFonts w:ascii="Times New Roman" w:hAnsi="Times New Roman" w:cs="Times New Roman" w:eastAsia="宋体"/>
-          <w:b w:val="0"/>
-          <w:color w:val="000000"/>
-          <w:sz w:val="24"/>
-        </w:rPr>
-        <w:t>写提示词时，把“不要推测”“缺少依据时如实说明”写进去，是在约束工具的行为，也是在要求自己对结果负责。财务工作中，诚实地承认“不知道”，比编造一个看似完整的答案更有价值。</w:t>
-      </w:r>
-    </w:p>
+    <w:tbl>
+      <w:tblPr>
+        <w:tblW w:type="auto" w:w="0"/>
+        <w:jc w:val="center"/>
+        <w:tblLayout w:type="fixed"/>
+        <w:tblLook w:firstColumn="1" w:firstRow="1" w:lastColumn="0" w:lastRow="0" w:noHBand="0" w:noVBand="1" w:val="04A0"/>
+        <w:tblBorders>
+          <w:top w:val="single" w:sz="12" w:space="0" w:color="2E6DB4"/>
+          <w:left w:val="single" w:sz="12" w:space="0" w:color="2E6DB4"/>
+          <w:bottom w:val="single" w:sz="12" w:space="0" w:color="2E6DB4"/>
+          <w:right w:val="single" w:sz="12" w:space="0" w:color="2E6DB4"/>
+        </w:tblBorders>
+      </w:tblPr>
+      <w:tblGrid>
+        <w:gridCol w:w="8312"/>
+      </w:tblGrid>
+      <w:tr>
+        <w:tc>
+          <w:tcPr>
+            <w:tcW w:type="dxa" w:w="8878"/>
+            <w:shd w:val="clear" w:color="auto" w:fill="EAF1F8"/>
+          </w:tcPr>
+          <w:p>
+            <w:pPr>
+              <w:keepNext/>
+              <w:spacing w:lineRule="exact" w:line="400" w:after="160" w:before="0"/>
+              <w:ind w:firstLine="0"/>
+              <w:jc w:val="center"/>
+            </w:pPr>
+            <w:r>
+              <w:rPr>
+                <w:rFonts w:ascii="Times New Roman" w:hAnsi="Times New Roman" w:eastAsia="黑体" w:cs="Times New Roman"/>
+                <w:b/>
+                <w:sz w:val="24"/>
+              </w:rPr>
+              <w:t xml:space="preserve">思政园地：提示词也是一种责任表达</w:t>
+            </w:r>
+          </w:p>
+          <w:p>
+            <w:pPr>
+              <w:keepNext/>
+              <w:spacing w:lineRule="exact" w:line="400" w:after="60" w:before="0"/>
+              <w:ind w:firstLine="0"/>
+            </w:pPr>
+            <w:r>
+              <w:rPr>
+                <w:rFonts w:ascii="Times New Roman" w:hAnsi="Times New Roman" w:eastAsia="黑体" w:cs="Times New Roman"/>
+                <w:b/>
+                <w:sz w:val="24"/>
+              </w:rPr>
+              <w:t xml:space="preserve">【校园案例】</w:t>
+            </w:r>
+          </w:p>
+          <w:p>
+            <w:pPr>
+              <w:keepNext w:val="0"/>
+              <w:spacing w:lineRule="exact" w:line="400" w:after="80" w:before="0"/>
+              <w:ind w:firstLine="0"/>
+            </w:pPr>
+            <w:r>
+              <w:rPr>
+                <w:rFonts w:ascii="Times New Roman" w:hAnsi="Times New Roman" w:eastAsia="宋体" w:cs="Times New Roman"/>
+                <w:b w:val="0"/>
+                <w:sz w:val="24"/>
+              </w:rPr>
+              <w:t xml:space="preserve">星空读书会要通知社员下周的活动收费。同学只在提示词里写了“写个通知”，AI写出的通知里出现了一个并不存在的活动地点，还附上了一个没有依据的费用标准。幸好负责人在发出前看了一遍，才没有误导社员。</w:t>
+            </w:r>
+          </w:p>
+          <w:p>
+            <w:pPr>
+              <w:keepNext/>
+              <w:spacing w:lineRule="exact" w:line="400" w:after="60" w:before="0"/>
+              <w:ind w:firstLine="0"/>
+            </w:pPr>
+            <w:r>
+              <w:rPr>
+                <w:rFonts w:ascii="Times New Roman" w:hAnsi="Times New Roman" w:eastAsia="黑体" w:cs="Times New Roman"/>
+                <w:b/>
+                <w:sz w:val="24"/>
+              </w:rPr>
+              <w:t xml:space="preserve">【职业案例】</w:t>
+            </w:r>
+          </w:p>
+          <w:p>
+            <w:pPr>
+              <w:keepNext w:val="0"/>
+              <w:spacing w:lineRule="exact" w:line="400" w:after="80" w:before="0"/>
+              <w:ind w:firstLine="0"/>
+            </w:pPr>
+            <w:r>
+              <w:rPr>
+                <w:rFonts w:ascii="Times New Roman" w:hAnsi="Times New Roman" w:eastAsia="宋体" w:cs="Times New Roman"/>
+                <w:b w:val="0"/>
+                <w:sz w:val="24"/>
+              </w:rPr>
+              <w:t xml:space="preserve">青禾文具的财务助理小周请AI起草一封付款提醒邮件，没有写明“金额以合同为准，材料中没有的数字一律不写”。AI写出的邮件中有一个未经核实的欠款数额，小周对照合同后才发现问题，及时删去了它。</w:t>
+            </w:r>
+          </w:p>
+          <w:p>
+            <w:pPr>
+              <w:keepNext/>
+              <w:spacing w:lineRule="exact" w:line="400" w:after="60" w:before="0"/>
+              <w:ind w:firstLine="0"/>
+            </w:pPr>
+            <w:r>
+              <w:rPr>
+                <w:rFonts w:ascii="Times New Roman" w:hAnsi="Times New Roman" w:eastAsia="黑体" w:cs="Times New Roman"/>
+                <w:b/>
+                <w:sz w:val="24"/>
+              </w:rPr>
+              <w:t xml:space="preserve">【AI情境】</w:t>
+            </w:r>
+          </w:p>
+          <w:p>
+            <w:pPr>
+              <w:keepNext w:val="0"/>
+              <w:spacing w:lineRule="exact" w:line="400" w:after="80" w:before="0"/>
+              <w:ind w:firstLine="0"/>
+            </w:pPr>
+            <w:r>
+              <w:rPr>
+                <w:rFonts w:ascii="Times New Roman" w:hAnsi="Times New Roman" w:eastAsia="宋体" w:cs="Times New Roman"/>
+                <w:b w:val="0"/>
+                <w:sz w:val="24"/>
+              </w:rPr>
+              <w:t xml:space="preserve">提示词：请写一封付款提醒邮件，金额按合同写。</w:t>
+            </w:r>
+          </w:p>
+          <w:p>
+            <w:pPr>
+              <w:keepNext w:val="0"/>
+              <w:spacing w:lineRule="exact" w:line="400" w:after="80" w:before="0"/>
+              <w:ind w:firstLine="0"/>
+            </w:pPr>
+            <w:r>
+              <w:rPr>
+                <w:rFonts w:ascii="Times New Roman" w:hAnsi="Times New Roman" w:eastAsia="宋体" w:cs="Times New Roman"/>
+                <w:b w:val="0"/>
+                <w:sz w:val="24"/>
+              </w:rPr>
+              <w:t xml:space="preserve">AI大模型回复：您好，贵司尚欠款项8000元，请于本周内付清，谢谢配合。</w:t>
+            </w:r>
+          </w:p>
+          <w:p>
+            <w:pPr>
+              <w:keepNext w:val="0"/>
+              <w:spacing w:lineRule="exact" w:line="400" w:after="80" w:before="0"/>
+              <w:ind w:firstLine="0"/>
+            </w:pPr>
+            <w:r>
+              <w:rPr>
+                <w:rFonts w:ascii="Times New Roman" w:hAnsi="Times New Roman" w:eastAsia="宋体" w:cs="Times New Roman"/>
+                <w:b w:val="0"/>
+                <w:sz w:val="24"/>
+              </w:rPr>
+              <w:t xml:space="preserve">分析：提示词中只给出了“按合同写”的要求，但没有附上合同内容。AI在没有依据时仍然给出了具体数字，这正是大模型容易出现的“编造”。改进的提示词应当写明：“若材料中没有金额，请写‘待核实’，不得推测。”</w:t>
+            </w:r>
+          </w:p>
+          <w:p>
+            <w:pPr>
+              <w:keepNext/>
+              <w:spacing w:lineRule="exact" w:line="400" w:after="60" w:before="0"/>
+              <w:ind w:firstLine="0"/>
+            </w:pPr>
+            <w:r>
+              <w:rPr>
+                <w:rFonts w:ascii="Times New Roman" w:hAnsi="Times New Roman" w:eastAsia="黑体" w:cs="Times New Roman"/>
+                <w:b/>
+                <w:sz w:val="24"/>
+              </w:rPr>
+              <w:t xml:space="preserve">【讨论】</w:t>
+            </w:r>
+          </w:p>
+          <w:p>
+            <w:pPr>
+              <w:keepNext w:val="0"/>
+              <w:spacing w:lineRule="exact" w:line="400" w:after="80" w:before="0"/>
+              <w:ind w:firstLine="0"/>
+            </w:pPr>
+            <w:r>
+              <w:rPr>
+                <w:rFonts w:ascii="Times New Roman" w:hAnsi="Times New Roman" w:eastAsia="宋体" w:cs="Times New Roman"/>
+                <w:b w:val="0"/>
+                <w:sz w:val="24"/>
+              </w:rPr>
+              <w:t xml:space="preserve">为什么说提示词是一种责任表达？如果AI写错了，责任应当由谁承担？</w:t>
+            </w:r>
+          </w:p>
+          <w:p>
+            <w:pPr>
+              <w:keepNext/>
+              <w:spacing w:lineRule="exact" w:line="400" w:after="60" w:before="0"/>
+              <w:ind w:firstLine="0"/>
+            </w:pPr>
+            <w:r>
+              <w:rPr>
+                <w:rFonts w:ascii="Times New Roman" w:hAnsi="Times New Roman" w:eastAsia="黑体" w:cs="Times New Roman"/>
+                <w:b/>
+                <w:sz w:val="24"/>
+              </w:rPr>
+              <w:t xml:space="preserve">【点题】</w:t>
+            </w:r>
+          </w:p>
+          <w:p>
+            <w:pPr>
+              <w:keepNext w:val="0"/>
+              <w:spacing w:lineRule="exact" w:line="400" w:after="80" w:before="0"/>
+              <w:ind w:firstLine="0"/>
+            </w:pPr>
+            <w:r>
+              <w:rPr>
+                <w:rFonts w:ascii="Times New Roman" w:hAnsi="Times New Roman" w:eastAsia="宋体" w:cs="Times New Roman"/>
+                <w:b w:val="0"/>
+                <w:sz w:val="24"/>
+              </w:rPr>
+              <w:t xml:space="preserve">在提示词中写下“不要推测”“缺少依据时如实说明”，是对工具的约束，也是对自己结果负责的开始。诚实承认“不知道”，比编造一个完整的答案更有价值。</w:t>
+            </w:r>
+          </w:p>
+          <w:p>
+            <w:pPr>
+              <w:keepNext/>
+              <w:spacing w:lineRule="exact" w:line="400" w:after="60" w:before="0"/>
+              <w:ind w:firstLine="0"/>
+            </w:pPr>
+            <w:r>
+              <w:rPr>
+                <w:rFonts w:ascii="Times New Roman" w:hAnsi="Times New Roman" w:eastAsia="黑体" w:cs="Times New Roman"/>
+                <w:b/>
+                <w:sz w:val="24"/>
+              </w:rPr>
+              <w:t xml:space="preserve">【践行】</w:t>
+            </w:r>
+          </w:p>
+          <w:p>
+            <w:pPr>
+              <w:keepNext w:val="0"/>
+              <w:spacing w:lineRule="exact" w:line="400" w:after="80" w:before="0"/>
+              <w:ind w:firstLine="0"/>
+            </w:pPr>
+            <w:r>
+              <w:rPr>
+                <w:rFonts w:ascii="Times New Roman" w:hAnsi="Times New Roman" w:eastAsia="宋体" w:cs="Times New Roman"/>
+                <w:b w:val="0"/>
+                <w:sz w:val="24"/>
+              </w:rPr>
+              <w:t xml:space="preserve">我承诺：请AI撰写对外文字前，先写明依据来源，并要求它在不确定处标注“待核实”；对外发出的数字，必须能在原始材料中找到出处。</w:t>
+            </w:r>
+          </w:p>
+          <w:p>
+            <w:pPr>
+              <w:keepNext/>
+              <w:spacing w:lineRule="exact" w:line="400" w:after="60" w:before="0"/>
+              <w:ind w:firstLine="0"/>
+            </w:pPr>
+            <w:r>
+              <w:rPr>
+                <w:rFonts w:ascii="Times New Roman" w:hAnsi="Times New Roman" w:eastAsia="黑体" w:cs="Times New Roman"/>
+                <w:b/>
+                <w:sz w:val="24"/>
+              </w:rPr>
+              <w:t xml:space="preserve">【自检清单】</w:t>
+            </w:r>
+          </w:p>
+          <w:p>
+            <w:pPr>
+              <w:keepNext w:val="0"/>
+              <w:spacing w:lineRule="exact" w:line="400" w:after="80" w:before="0"/>
+              <w:ind w:firstLine="0"/>
+            </w:pPr>
+            <w:r>
+              <w:rPr>
+                <w:rFonts w:ascii="Times New Roman" w:hAnsi="Times New Roman" w:eastAsia="宋体" w:cs="Times New Roman"/>
+                <w:b w:val="0"/>
+                <w:sz w:val="24"/>
+              </w:rPr>
+              <w:t xml:space="preserve">□ 提示词中是否写明了依据来源？</w:t>
+            </w:r>
+          </w:p>
+          <w:p>
+            <w:pPr>
+              <w:keepNext w:val="0"/>
+              <w:spacing w:lineRule="exact" w:line="400" w:after="80" w:before="0"/>
+              <w:ind w:firstLine="0"/>
+            </w:pPr>
+            <w:r>
+              <w:rPr>
+                <w:rFonts w:ascii="Times New Roman" w:hAnsi="Times New Roman" w:eastAsia="宋体" w:cs="Times New Roman"/>
+                <w:b w:val="0"/>
+                <w:sz w:val="24"/>
+              </w:rPr>
+              <w:t xml:space="preserve">□ 是否要求AI在不确定处标注出来？</w:t>
+            </w:r>
+          </w:p>
+          <w:p>
+            <w:pPr>
+              <w:keepNext w:val="0"/>
+              <w:spacing w:lineRule="exact" w:line="400" w:after="80" w:before="0"/>
+              <w:ind w:firstLine="0"/>
+            </w:pPr>
+            <w:r>
+              <w:rPr>
+                <w:rFonts w:ascii="Times New Roman" w:hAnsi="Times New Roman" w:eastAsia="宋体" w:cs="Times New Roman"/>
+                <w:b w:val="0"/>
+                <w:sz w:val="24"/>
+              </w:rPr>
+              <w:t xml:space="preserve">□ 对外文字中的每个数字是否都能找到出处？</w:t>
+            </w:r>
+          </w:p>
+        </w:tc>
+      </w:tr>
+    </w:tbl>
     <w:p>
       <w:pPr>
         <w:keepNext/>
@@ -3313,52 +3843,317 @@
         <w:t>AI的计算错误往往不明显，只有重算才能发现。</w:t>
       </w:r>
     </w:p>
-    <w:p>
-      <w:pPr>
-        <w:keepNext/>
-        <w:spacing w:lineRule="exact" w:line="400" w:before="120" w:after="0"/>
-      </w:pPr>
-      <w:r>
-        <w:rPr>
-          <w:rFonts w:ascii="Times New Roman" w:hAnsi="Times New Roman" w:cs="Times New Roman" w:eastAsia="黑体"/>
-          <w:b/>
-          <w:color w:val="000000"/>
-          <w:sz w:val="24"/>
-        </w:rPr>
-        <w:t>思政园地</w:t>
-      </w:r>
-    </w:p>
-    <w:p>
-      <w:pPr>
-        <w:keepNext/>
-        <w:spacing w:lineRule="exact" w:line="400" w:before="120" w:after="0"/>
-      </w:pPr>
-      <w:r>
-        <w:rPr>
-          <w:rFonts w:ascii="Times New Roman" w:hAnsi="Times New Roman" w:cs="Times New Roman" w:eastAsia="黑体"/>
-          <w:b/>
-          <w:color w:val="000000"/>
-          <w:sz w:val="24"/>
-        </w:rPr>
-        <w:t>思政园地：对结果负责，不因工具而推卸责任</w:t>
-      </w:r>
-    </w:p>
-    <w:p>
-      <w:pPr>
-        <w:keepNext/>
-        <w:spacing w:lineRule="exact" w:line="400" w:before="0" w:after="0"/>
-        <w:ind w:firstLine="480"/>
-      </w:pPr>
-      <w:r>
-        <w:rPr>
-          <w:rFonts w:ascii="Times New Roman" w:hAnsi="Times New Roman" w:cs="Times New Roman" w:eastAsia="宋体"/>
-          <w:b w:val="0"/>
-          <w:color w:val="000000"/>
-          <w:sz w:val="24"/>
-        </w:rPr>
-        <w:t>无论结果来自人工还是AI，提交的人都要为其负责。三步检查，既是技术方法，也是职业态度。在财务工作中，宁可多花十分钟核对，也不要把一个未经检查的数字交给别人。</w:t>
-      </w:r>
-    </w:p>
+    <w:tbl>
+      <w:tblPr>
+        <w:tblW w:type="auto" w:w="0"/>
+        <w:jc w:val="center"/>
+        <w:tblLayout w:type="fixed"/>
+        <w:tblLook w:firstColumn="1" w:firstRow="1" w:lastColumn="0" w:lastRow="0" w:noHBand="0" w:noVBand="1" w:val="04A0"/>
+        <w:tblBorders>
+          <w:top w:val="single" w:sz="12" w:space="0" w:color="2E6DB4"/>
+          <w:left w:val="single" w:sz="12" w:space="0" w:color="2E6DB4"/>
+          <w:bottom w:val="single" w:sz="12" w:space="0" w:color="2E6DB4"/>
+          <w:right w:val="single" w:sz="12" w:space="0" w:color="2E6DB4"/>
+        </w:tblBorders>
+      </w:tblPr>
+      <w:tblGrid>
+        <w:gridCol w:w="8312"/>
+      </w:tblGrid>
+      <w:tr>
+        <w:tc>
+          <w:tcPr>
+            <w:tcW w:type="dxa" w:w="8878"/>
+            <w:shd w:val="clear" w:color="auto" w:fill="EAF1F8"/>
+          </w:tcPr>
+          <w:p>
+            <w:pPr>
+              <w:keepNext/>
+              <w:spacing w:lineRule="exact" w:line="400" w:after="160" w:before="0"/>
+              <w:ind w:firstLine="0"/>
+              <w:jc w:val="center"/>
+            </w:pPr>
+            <w:r>
+              <w:rPr>
+                <w:rFonts w:ascii="Times New Roman" w:hAnsi="Times New Roman" w:eastAsia="黑体" w:cs="Times New Roman"/>
+                <w:b/>
+                <w:sz w:val="24"/>
+              </w:rPr>
+              <w:t xml:space="preserve">思政园地：对结果负责，不因工具推卸责任</w:t>
+            </w:r>
+          </w:p>
+          <w:p>
+            <w:pPr>
+              <w:keepNext/>
+              <w:spacing w:lineRule="exact" w:line="400" w:after="60" w:before="0"/>
+              <w:ind w:firstLine="0"/>
+            </w:pPr>
+            <w:r>
+              <w:rPr>
+                <w:rFonts w:ascii="Times New Roman" w:hAnsi="Times New Roman" w:eastAsia="黑体" w:cs="Times New Roman"/>
+                <w:b/>
+                <w:sz w:val="24"/>
+              </w:rPr>
+              <w:t xml:space="preserve">【校园案例】</w:t>
+            </w:r>
+          </w:p>
+          <w:p>
+            <w:pPr>
+              <w:keepNext w:val="0"/>
+              <w:spacing w:lineRule="exact" w:line="400" w:after="80" w:before="0"/>
+              <w:ind w:firstLine="0"/>
+            </w:pPr>
+            <w:r>
+              <w:rPr>
+                <w:rFonts w:ascii="Times New Roman" w:hAnsi="Times New Roman" w:eastAsia="宋体" w:cs="Times New Roman"/>
+                <w:b w:val="0"/>
+                <w:sz w:val="24"/>
+              </w:rPr>
+              <w:t xml:space="preserve">社团财务汇总表由AI生成，负责人没有核对就发到了群里。后来有社员发现某笔收款被算了两次，群里有人质疑“账是不是有问题”，负责人回答：“是AI算的。”大家的信任因此受到了影响。</w:t>
+            </w:r>
+          </w:p>
+          <w:p>
+            <w:pPr>
+              <w:keepNext/>
+              <w:spacing w:lineRule="exact" w:line="400" w:after="60" w:before="0"/>
+              <w:ind w:firstLine="0"/>
+            </w:pPr>
+            <w:r>
+              <w:rPr>
+                <w:rFonts w:ascii="Times New Roman" w:hAnsi="Times New Roman" w:eastAsia="黑体" w:cs="Times New Roman"/>
+                <w:b/>
+                <w:sz w:val="24"/>
+              </w:rPr>
+              <w:t xml:space="preserve">【职业案例】</w:t>
+            </w:r>
+          </w:p>
+          <w:p>
+            <w:pPr>
+              <w:keepNext w:val="0"/>
+              <w:spacing w:lineRule="exact" w:line="400" w:after="80" w:before="0"/>
+              <w:ind w:firstLine="0"/>
+            </w:pPr>
+            <w:r>
+              <w:rPr>
+                <w:rFonts w:ascii="Times New Roman" w:hAnsi="Times New Roman" w:eastAsia="宋体" w:cs="Times New Roman"/>
+                <w:b w:val="0"/>
+                <w:sz w:val="24"/>
+              </w:rPr>
+              <w:t xml:space="preserve">青禾文具的财务助理小周提交给财务主管陈静的月报，由AI汇总而成。陈静问起其中一个比率的计算方法，小周答不上来。小周承认自己没有核对，并重新用三步法检查了全部数字。</w:t>
+            </w:r>
+          </w:p>
+          <w:p>
+            <w:pPr>
+              <w:keepNext/>
+              <w:spacing w:lineRule="exact" w:line="400" w:after="60" w:before="0"/>
+              <w:ind w:firstLine="0"/>
+            </w:pPr>
+            <w:r>
+              <w:rPr>
+                <w:rFonts w:ascii="Times New Roman" w:hAnsi="Times New Roman" w:eastAsia="黑体" w:cs="Times New Roman"/>
+                <w:b/>
+                <w:sz w:val="24"/>
+              </w:rPr>
+              <w:t xml:space="preserve">【AI情境】</w:t>
+            </w:r>
+          </w:p>
+          <w:p>
+            <w:pPr>
+              <w:keepNext w:val="0"/>
+              <w:spacing w:lineRule="exact" w:line="400" w:after="80" w:before="0"/>
+              <w:ind w:firstLine="0"/>
+            </w:pPr>
+            <w:r>
+              <w:rPr>
+                <w:rFonts w:ascii="Times New Roman" w:hAnsi="Times New Roman" w:eastAsia="宋体" w:cs="Times New Roman"/>
+                <w:b w:val="0"/>
+                <w:sz w:val="24"/>
+              </w:rPr>
+              <w:t xml:space="preserve">提示词：根据下面的收支明细，汇总本月收入和支出，并列出算式。</w:t>
+            </w:r>
+          </w:p>
+          <w:p>
+            <w:pPr>
+              <w:keepNext w:val="0"/>
+              <w:spacing w:lineRule="exact" w:line="400" w:after="80" w:before="0"/>
+              <w:ind w:firstLine="0"/>
+            </w:pPr>
+            <w:r>
+              <w:rPr>
+                <w:rFonts w:ascii="Times New Roman" w:hAnsi="Times New Roman" w:eastAsia="宋体" w:cs="Times New Roman"/>
+                <w:b w:val="0"/>
+                <w:sz w:val="24"/>
+              </w:rPr>
+              <w:t xml:space="preserve">AI大模型回复：收入合计：1500元；支出合计：1200元；结余：300元。（未列出算式）</w:t>
+            </w:r>
+          </w:p>
+          <w:p>
+            <w:pPr>
+              <w:keepNext w:val="0"/>
+              <w:spacing w:lineRule="exact" w:line="400" w:after="80" w:before="0"/>
+              <w:ind w:firstLine="0"/>
+            </w:pPr>
+            <w:r>
+              <w:rPr>
+                <w:rFonts w:ascii="Times New Roman" w:hAnsi="Times New Roman" w:eastAsia="宋体" w:cs="Times New Roman"/>
+                <w:b w:val="0"/>
+                <w:sz w:val="24"/>
+              </w:rPr>
+              <w:t xml:space="preserve">分析：回复给出了结论，却没有列出算式，无法逐项核对。三步法要求先回到原始数据核对数字，再检查算式是否完整，最后判断结论是否合理。没有算式的结果，不能作为报告的依据，应要求AI补充算式后再核对。</w:t>
+            </w:r>
+          </w:p>
+          <w:p>
+            <w:pPr>
+              <w:keepNext/>
+              <w:spacing w:lineRule="exact" w:line="400" w:after="60" w:before="0"/>
+              <w:ind w:firstLine="0"/>
+            </w:pPr>
+            <w:r>
+              <w:rPr>
+                <w:rFonts w:ascii="Times New Roman" w:hAnsi="Times New Roman" w:eastAsia="黑体" w:cs="Times New Roman"/>
+                <w:b/>
+                <w:sz w:val="24"/>
+              </w:rPr>
+              <w:t xml:space="preserve">【讨论】</w:t>
+            </w:r>
+          </w:p>
+          <w:p>
+            <w:pPr>
+              <w:keepNext w:val="0"/>
+              <w:spacing w:lineRule="exact" w:line="400" w:after="80" w:before="0"/>
+              <w:ind w:firstLine="0"/>
+            </w:pPr>
+            <w:r>
+              <w:rPr>
+                <w:rFonts w:ascii="Times New Roman" w:hAnsi="Times New Roman" w:eastAsia="宋体" w:cs="Times New Roman"/>
+                <w:b w:val="0"/>
+                <w:sz w:val="24"/>
+              </w:rPr>
+              <w:t xml:space="preserve">如果AI算错了，提交报告的人是否也有责任？你会如何向别人解释你的核对过程？</w:t>
+            </w:r>
+          </w:p>
+          <w:p>
+            <w:pPr>
+              <w:keepNext/>
+              <w:spacing w:lineRule="exact" w:line="400" w:after="60" w:before="0"/>
+              <w:ind w:firstLine="0"/>
+            </w:pPr>
+            <w:r>
+              <w:rPr>
+                <w:rFonts w:ascii="Times New Roman" w:hAnsi="Times New Roman" w:eastAsia="黑体" w:cs="Times New Roman"/>
+                <w:b/>
+                <w:sz w:val="24"/>
+              </w:rPr>
+              <w:t xml:space="preserve">【点题】</w:t>
+            </w:r>
+          </w:p>
+          <w:p>
+            <w:pPr>
+              <w:keepNext w:val="0"/>
+              <w:spacing w:lineRule="exact" w:line="400" w:after="80" w:before="0"/>
+              <w:ind w:firstLine="0"/>
+            </w:pPr>
+            <w:r>
+              <w:rPr>
+                <w:rFonts w:ascii="Times New Roman" w:hAnsi="Times New Roman" w:eastAsia="宋体" w:cs="Times New Roman"/>
+                <w:b w:val="0"/>
+                <w:sz w:val="24"/>
+              </w:rPr>
+              <w:t xml:space="preserve">无论结果来自人工还是AI，签字提交的人都要为其负责。三步检查既是技术方法，也是职业态度：宁可多花十分钟核对，也不要把未经检查的数字交给别人。</w:t>
+            </w:r>
+          </w:p>
+          <w:p>
+            <w:pPr>
+              <w:keepNext/>
+              <w:spacing w:lineRule="exact" w:line="400" w:after="60" w:before="0"/>
+              <w:ind w:firstLine="0"/>
+            </w:pPr>
+            <w:r>
+              <w:rPr>
+                <w:rFonts w:ascii="Times New Roman" w:hAnsi="Times New Roman" w:eastAsia="黑体" w:cs="Times New Roman"/>
+                <w:b/>
+                <w:sz w:val="24"/>
+              </w:rPr>
+              <w:t xml:space="preserve">【践行】</w:t>
+            </w:r>
+          </w:p>
+          <w:p>
+            <w:pPr>
+              <w:keepNext w:val="0"/>
+              <w:spacing w:lineRule="exact" w:line="400" w:after="80" w:before="0"/>
+              <w:ind w:firstLine="0"/>
+            </w:pPr>
+            <w:r>
+              <w:rPr>
+                <w:rFonts w:ascii="Times New Roman" w:hAnsi="Times New Roman" w:eastAsia="宋体" w:cs="Times New Roman"/>
+                <w:b w:val="0"/>
+                <w:sz w:val="24"/>
+              </w:rPr>
+              <w:t xml:space="preserve">我承诺：凡是交给他人的AI结果，都先完成三步检查，并能说出每一个数字的来源；如果无法核对，就不提交。</w:t>
+            </w:r>
+          </w:p>
+          <w:p>
+            <w:pPr>
+              <w:keepNext/>
+              <w:spacing w:lineRule="exact" w:line="400" w:after="60" w:before="0"/>
+              <w:ind w:firstLine="0"/>
+            </w:pPr>
+            <w:r>
+              <w:rPr>
+                <w:rFonts w:ascii="Times New Roman" w:hAnsi="Times New Roman" w:eastAsia="黑体" w:cs="Times New Roman"/>
+                <w:b/>
+                <w:sz w:val="24"/>
+              </w:rPr>
+              <w:t xml:space="preserve">【自检清单】</w:t>
+            </w:r>
+          </w:p>
+          <w:p>
+            <w:pPr>
+              <w:keepNext w:val="0"/>
+              <w:spacing w:lineRule="exact" w:line="400" w:after="80" w:before="0"/>
+              <w:ind w:firstLine="0"/>
+            </w:pPr>
+            <w:r>
+              <w:rPr>
+                <w:rFonts w:ascii="Times New Roman" w:hAnsi="Times New Roman" w:eastAsia="宋体" w:cs="Times New Roman"/>
+                <w:b w:val="0"/>
+                <w:sz w:val="24"/>
+              </w:rPr>
+              <w:t xml:space="preserve">□ 是否回到原始数据核对了关键数字？</w:t>
+            </w:r>
+          </w:p>
+          <w:p>
+            <w:pPr>
+              <w:keepNext w:val="0"/>
+              <w:spacing w:lineRule="exact" w:line="400" w:after="80" w:before="0"/>
+              <w:ind w:firstLine="0"/>
+            </w:pPr>
+            <w:r>
+              <w:rPr>
+                <w:rFonts w:ascii="Times New Roman" w:hAnsi="Times New Roman" w:eastAsia="宋体" w:cs="Times New Roman"/>
+                <w:b w:val="0"/>
+                <w:sz w:val="24"/>
+              </w:rPr>
+              <w:t xml:space="preserve">□ 算式是否完整，能否逐项重算？</w:t>
+            </w:r>
+          </w:p>
+          <w:p>
+            <w:pPr>
+              <w:keepNext w:val="0"/>
+              <w:spacing w:lineRule="exact" w:line="400" w:after="80" w:before="0"/>
+              <w:ind w:firstLine="0"/>
+            </w:pPr>
+            <w:r>
+              <w:rPr>
+                <w:rFonts w:ascii="Times New Roman" w:hAnsi="Times New Roman" w:eastAsia="宋体" w:cs="Times New Roman"/>
+                <w:b w:val="0"/>
+                <w:sz w:val="24"/>
+              </w:rPr>
+              <w:t xml:space="preserve">□ 结论是否符合常识和业务实际？</w:t>
+            </w:r>
+          </w:p>
+        </w:tc>
+      </w:tr>
+    </w:tbl>
     <w:p>
       <w:pPr>
         <w:keepNext/>

--- a/AI大模型在财务场景的应用/项目1_范例_v6.docx
+++ b/AI大模型在财务场景的应用/项目1_范例_v6.docx
@@ -1154,7 +1154,7 @@
                 <w:b w:val="0"/>
                 <w:sz w:val="24"/>
               </w:rPr>
-              <w:t xml:space="preserve">青禾文具行政部的赵敏想买一批文件柜，口头告诉财务助理小周“先买，回头补申请”。小周请赵敏先补一份书面申请，写明用途、预算与审批人。赵敏起初觉得麻烦，后来发现，正是因为有了这份申请，她的报销才没有被退回。</w:t>
+              <w:t xml:space="preserve">青禾文具行政部的同事想买一批文件柜，口头告诉财务助理小周“先买，回头补申请”。小周请这位同事先补一份书面申请，写明用途、预算与审批人。这位同事起初觉得麻烦，后来发现，正是因为有了这份申请，报销才没有被退回。</w:t>
             </w:r>
           </w:p>
           <w:p>

--- a/AI大模型在财务场景的应用/项目1_范例_v6.docx
+++ b/AI大模型在财务场景的应用/项目1_范例_v6.docx
@@ -4766,69 +4766,975 @@
     <w:p>
       <w:pPr>
         <w:pStyle w:val="Heading2"/>
-        <w:keepNext/>
-        <w:spacing w:lineRule="exact" w:line="400" w:before="240" w:after="120"/>
       </w:pPr>
       <w:r>
-        <w:rPr>
-          <w:rFonts w:ascii="Times New Roman" w:hAnsi="Times New Roman" w:cs="Times New Roman" w:eastAsia="黑体"/>
-          <w:b/>
-          <w:color w:val="000000"/>
-          <w:sz w:val="28"/>
-        </w:rPr>
-        <w:t>项目综合练习</w:t>
+        <w:t xml:space="preserve">项目综合练习</w:t>
       </w:r>
     </w:p>
     <w:p>
-      <w:pPr>
-        <w:spacing w:lineRule="exact" w:line="400" w:before="0" w:after="0"/>
-        <w:ind w:left="480" w:hanging="480"/>
-      </w:pPr>
       <w:r>
-        <w:rPr>
-          <w:rFonts w:ascii="Times New Roman" w:hAnsi="Times New Roman" w:cs="Times New Roman" w:eastAsia="宋体"/>
-          <w:b w:val="0"/>
-          <w:color w:val="000000"/>
-          <w:sz w:val="24"/>
-        </w:rPr>
-        <w:t>1.</w:t>
-        <w:tab/>
-        <w:t>选择一项你熟悉的小额花费（如社团活动、学习用品），按五要素写出完整的问题描述，并交给AI检查缺口。</w:t>
+        <w:t xml:space="preserve">本练习以某读书社的一次小额花费为材料。所有信息均为教学示例，学生无需收集资料，只需依据材料完成下列任务。</w:t>
       </w:r>
     </w:p>
     <w:p>
       <w:pPr>
-        <w:spacing w:lineRule="exact" w:line="400" w:before="0" w:after="0"/>
-        <w:ind w:left="480" w:hanging="480"/>
+        <w:pStyle w:val="Heading3"/>
       </w:pPr>
       <w:r>
-        <w:rPr>
-          <w:rFonts w:ascii="Times New Roman" w:hAnsi="Times New Roman" w:cs="Times New Roman" w:eastAsia="宋体"/>
-          <w:b w:val="0"/>
-          <w:color w:val="000000"/>
-          <w:sz w:val="24"/>
-        </w:rPr>
-        <w:t>2.</w:t>
-        <w:tab/>
-        <w:t>为该花费写一条包含五个要素的提示词，要求AI输出一张核对表，并标注缺少依据的项目。</w:t>
+        <w:t xml:space="preserve">综合任务背景</w:t>
       </w:r>
     </w:p>
     <w:p>
-      <w:pPr>
-        <w:spacing w:lineRule="exact" w:line="400" w:before="0" w:after="0"/>
-        <w:ind w:left="480" w:hanging="480"/>
+      <w:r>
+        <w:t xml:space="preserve">读书社准备举办一次“读书分享会”。财务干事小何整理了一份报销材料，信息并不完整，见表1-3。</w:t>
+      </w:r>
+    </w:p>
+    <w:p>
+      <w:pPr>
+        <w:keepNext/>
+        <w:ind w:firstLine="0"/>
+        <w:jc w:val="center"/>
       </w:pPr>
       <w:r>
         <w:rPr>
-          <w:rFonts w:ascii="Times New Roman" w:hAnsi="Times New Roman" w:cs="Times New Roman" w:eastAsia="宋体"/>
-          <w:b w:val="0"/>
-          <w:color w:val="000000"/>
-          <w:sz w:val="24"/>
+          <w:rFonts w:ascii="Times New Roman" w:hAnsi="Times New Roman" w:eastAsia="黑体" w:cs="Times New Roman"/>
+          <w:sz w:val="21"/>
         </w:rPr>
-        <w:t>3.</w:t>
-        <w:tab/>
-        <w:t>对AI的回答，按三步法逐项检查，记录发现的问题，并说明你是否采用其结论及理由。</w:t>
+        <w:t xml:space="preserve">表1-3 报销材料（示例）</w:t>
       </w:r>
+    </w:p>
+    <w:tbl>
+      <w:tblPr>
+        <w:tblStyle w:val="TableGrid"/>
+        <w:tblW w:type="auto" w:w="0"/>
+        <w:jc w:val="center"/>
+        <w:tblLook w:firstColumn="1" w:firstRow="1" w:lastColumn="0" w:lastRow="0" w:noHBand="0" w:noVBand="1" w:val="04A0"/>
+      </w:tblPr>
+      <w:tblGrid>
+        <w:gridCol w:w="1800"/>
+        <w:gridCol w:w="6512"/>
+      </w:tblGrid>
+      <w:tr>
+        <w:trPr>
+          <w:tblHeader/>
+        </w:trPr>
+        <w:tc>
+          <w:tcPr>
+            <w:tcW w:type="dxa" w:w="1800"/>
+            <w:shd w:val="clear" w:color="auto" w:fill="EDEDED"/>
+          </w:tcPr>
+          <w:p>
+            <w:pPr>
+              <w:spacing w:line="240" w:lineRule="auto"/>
+              <w:ind w:firstLine="0"/>
+              <w:jc w:val="center"/>
+            </w:pPr>
+            <w:r>
+              <w:rPr>
+                <w:rFonts w:ascii="Times New Roman" w:hAnsi="Times New Roman" w:eastAsia="宋体" w:cs="Times New Roman"/>
+                <w:b/>
+                <w:sz w:val="21"/>
+              </w:rPr>
+              <w:t xml:space="preserve">项目</w:t>
+            </w:r>
+          </w:p>
+        </w:tc>
+        <w:tc>
+          <w:tcPr>
+            <w:tcW w:type="dxa" w:w="6512"/>
+            <w:shd w:val="clear" w:color="auto" w:fill="EDEDED"/>
+          </w:tcPr>
+          <w:p>
+            <w:pPr>
+              <w:spacing w:line="240" w:lineRule="auto"/>
+              <w:ind w:firstLine="0"/>
+              <w:jc w:val="center"/>
+            </w:pPr>
+            <w:r>
+              <w:rPr>
+                <w:rFonts w:ascii="Times New Roman" w:hAnsi="Times New Roman" w:eastAsia="宋体" w:cs="Times New Roman"/>
+                <w:b/>
+                <w:sz w:val="21"/>
+              </w:rPr>
+              <w:t xml:space="preserve">内容</w:t>
+            </w:r>
+          </w:p>
+        </w:tc>
+      </w:tr>
+      <w:tr>
+        <w:tc>
+          <w:tcPr>
+            <w:tcW w:type="dxa" w:w="1800"/>
+          </w:tcPr>
+          <w:p>
+            <w:pPr>
+              <w:spacing w:line="240" w:lineRule="auto"/>
+              <w:ind w:firstLine="0"/>
+              <w:jc w:val="left"/>
+            </w:pPr>
+            <w:r>
+              <w:rPr>
+                <w:rFonts w:ascii="Times New Roman" w:hAnsi="Times New Roman" w:eastAsia="宋体" w:cs="Times New Roman"/>
+                <w:sz w:val="21"/>
+              </w:rPr>
+              <w:t xml:space="preserve">活动</w:t>
+            </w:r>
+          </w:p>
+        </w:tc>
+        <w:tc>
+          <w:tcPr>
+            <w:tcW w:type="dxa" w:w="6512"/>
+          </w:tcPr>
+          <w:p>
+            <w:pPr>
+              <w:spacing w:line="240" w:lineRule="auto"/>
+              <w:ind w:firstLine="0"/>
+              <w:jc w:val="left"/>
+            </w:pPr>
+            <w:r>
+              <w:rPr>
+                <w:rFonts w:ascii="Times New Roman" w:hAnsi="Times New Roman" w:eastAsia="宋体" w:cs="Times New Roman"/>
+                <w:sz w:val="21"/>
+              </w:rPr>
+              <w:t xml:space="preserve">读书分享会，10月18日下午，图书馆活动室</w:t>
+            </w:r>
+          </w:p>
+        </w:tc>
+      </w:tr>
+      <w:tr>
+        <w:tc>
+          <w:tcPr>
+            <w:tcW w:type="dxa" w:w="1800"/>
+          </w:tcPr>
+          <w:p>
+            <w:pPr>
+              <w:spacing w:line="240" w:lineRule="auto"/>
+              <w:ind w:firstLine="0"/>
+              <w:jc w:val="left"/>
+            </w:pPr>
+            <w:r>
+              <w:rPr>
+                <w:rFonts w:ascii="Times New Roman" w:hAnsi="Times New Roman" w:eastAsia="宋体" w:cs="Times New Roman"/>
+                <w:sz w:val="21"/>
+              </w:rPr>
+              <w:t xml:space="preserve">票据一</w:t>
+            </w:r>
+          </w:p>
+        </w:tc>
+        <w:tc>
+          <w:tcPr>
+            <w:tcW w:type="dxa" w:w="6512"/>
+          </w:tcPr>
+          <w:p>
+            <w:pPr>
+              <w:spacing w:line="240" w:lineRule="auto"/>
+              <w:ind w:firstLine="0"/>
+              <w:jc w:val="left"/>
+            </w:pPr>
+            <w:r>
+              <w:rPr>
+                <w:rFonts w:ascii="Times New Roman" w:hAnsi="Times New Roman" w:eastAsia="宋体" w:cs="Times New Roman"/>
+                <w:sz w:val="21"/>
+              </w:rPr>
+              <w:t xml:space="preserve">超市小票一张，品名为纸杯、饮用水、水果，金额打印不清，无单价</w:t>
+            </w:r>
+          </w:p>
+        </w:tc>
+      </w:tr>
+      <w:tr>
+        <w:tc>
+          <w:tcPr>
+            <w:tcW w:type="dxa" w:w="1800"/>
+          </w:tcPr>
+          <w:p>
+            <w:pPr>
+              <w:spacing w:line="240" w:lineRule="auto"/>
+              <w:ind w:firstLine="0"/>
+              <w:jc w:val="left"/>
+            </w:pPr>
+            <w:r>
+              <w:rPr>
+                <w:rFonts w:ascii="Times New Roman" w:hAnsi="Times New Roman" w:eastAsia="宋体" w:cs="Times New Roman"/>
+                <w:sz w:val="21"/>
+              </w:rPr>
+              <w:t xml:space="preserve">票据二</w:t>
+            </w:r>
+          </w:p>
+        </w:tc>
+        <w:tc>
+          <w:tcPr>
+            <w:tcW w:type="dxa" w:w="6512"/>
+          </w:tcPr>
+          <w:p>
+            <w:pPr>
+              <w:spacing w:line="240" w:lineRule="auto"/>
+              <w:ind w:firstLine="0"/>
+              <w:jc w:val="left"/>
+            </w:pPr>
+            <w:r>
+              <w:rPr>
+                <w:rFonts w:ascii="Times New Roman" w:hAnsi="Times New Roman" w:eastAsia="宋体" w:cs="Times New Roman"/>
+                <w:sz w:val="21"/>
+              </w:rPr>
+              <w:t xml:space="preserve">便利店小票一张，品名为饮用水，金额58.5元</w:t>
+            </w:r>
+          </w:p>
+        </w:tc>
+      </w:tr>
+      <w:tr>
+        <w:tc>
+          <w:tcPr>
+            <w:tcW w:type="dxa" w:w="1800"/>
+          </w:tcPr>
+          <w:p>
+            <w:pPr>
+              <w:spacing w:line="240" w:lineRule="auto"/>
+              <w:ind w:firstLine="0"/>
+              <w:jc w:val="left"/>
+            </w:pPr>
+            <w:r>
+              <w:rPr>
+                <w:rFonts w:ascii="Times New Roman" w:hAnsi="Times New Roman" w:eastAsia="宋体" w:cs="Times New Roman"/>
+                <w:sz w:val="21"/>
+              </w:rPr>
+              <w:t xml:space="preserve">报销单</w:t>
+            </w:r>
+          </w:p>
+        </w:tc>
+        <w:tc>
+          <w:tcPr>
+            <w:tcW w:type="dxa" w:w="6512"/>
+          </w:tcPr>
+          <w:p>
+            <w:pPr>
+              <w:spacing w:line="240" w:lineRule="auto"/>
+              <w:ind w:firstLine="0"/>
+              <w:jc w:val="left"/>
+            </w:pPr>
+            <w:r>
+              <w:rPr>
+                <w:rFonts w:ascii="Times New Roman" w:hAnsi="Times New Roman" w:eastAsia="宋体" w:cs="Times New Roman"/>
+                <w:sz w:val="21"/>
+              </w:rPr>
+              <w:t xml:space="preserve">申请金额150元，用途填写“活动费用”，无日期，无经手人签名</w:t>
+            </w:r>
+          </w:p>
+        </w:tc>
+      </w:tr>
+      <w:tr>
+        <w:tc>
+          <w:tcPr>
+            <w:tcW w:type="dxa" w:w="1800"/>
+          </w:tcPr>
+          <w:p>
+            <w:pPr>
+              <w:spacing w:line="240" w:lineRule="auto"/>
+              <w:ind w:firstLine="0"/>
+              <w:jc w:val="left"/>
+            </w:pPr>
+            <w:r>
+              <w:rPr>
+                <w:rFonts w:ascii="Times New Roman" w:hAnsi="Times New Roman" w:eastAsia="宋体" w:cs="Times New Roman"/>
+                <w:sz w:val="21"/>
+              </w:rPr>
+              <w:t xml:space="preserve">口头说明</w:t>
+            </w:r>
+          </w:p>
+        </w:tc>
+        <w:tc>
+          <w:tcPr>
+            <w:tcW w:type="dxa" w:w="6512"/>
+          </w:tcPr>
+          <w:p>
+            <w:pPr>
+              <w:spacing w:line="240" w:lineRule="auto"/>
+              <w:ind w:firstLine="0"/>
+              <w:jc w:val="left"/>
+            </w:pPr>
+            <w:r>
+              <w:rPr>
+                <w:rFonts w:ascii="Times New Roman" w:hAnsi="Times New Roman" w:eastAsia="宋体" w:cs="Times New Roman"/>
+                <w:sz w:val="21"/>
+              </w:rPr>
+              <w:t xml:space="preserve">报销人称：“超市那张是大家凑的茶点钱。”</w:t>
+            </w:r>
+          </w:p>
+        </w:tc>
+      </w:tr>
+    </w:tbl>
+    <w:p>
+      <w:pPr>
+        <w:ind w:firstLine="0"/>
+      </w:pPr>
+    </w:p>
+    <w:p>
+      <w:pPr>
+        <w:pStyle w:val="Heading3"/>
+      </w:pPr>
+      <w:r>
+        <w:t xml:space="preserve">任务要求</w:t>
+      </w:r>
+    </w:p>
+    <w:p>
+      <w:r>
+        <w:t xml:space="preserve">1.找出信息缺口（20分）：用五要素（谁花钱、为什么花、花多少、何时花、凭证是什么）逐项检查表1-3，列出每一项的缺口，并写出补充后的问题描述。需要确认的信息，写明“待某某确认”。</w:t>
+      </w:r>
+    </w:p>
+    <w:p>
+      <w:r>
+        <w:t xml:space="preserve">2.编写提示词（25分）：写一条包含五要素的提示词，要求AI输出一张核对表，并标注缺少依据的项目。若无法使用大模型，可以直接使用表1-4中的AI回复作为检查对象。</w:t>
+      </w:r>
+    </w:p>
+    <w:p>
+      <w:r>
+        <w:t xml:space="preserve">3.检查AI回复（30分）：按本项目三步法逐项检查表1-4，记录发现的问题，并说明你是否采用其结论及理由。</w:t>
+      </w:r>
+    </w:p>
+    <w:p>
+      <w:r>
+        <w:t xml:space="preserve">4.反思（25分）：写一段不超过300字的反思，说明哪些判断由大模型完成，哪些由自己完成，以及你如何确认大模型结论的可靠性。</w:t>
+      </w:r>
+    </w:p>
+    <w:p>
+      <w:pPr>
+        <w:keepNext/>
+        <w:ind w:firstLine="0"/>
+        <w:jc w:val="center"/>
+      </w:pPr>
+      <w:r>
+        <w:rPr>
+          <w:rFonts w:ascii="Times New Roman" w:hAnsi="Times New Roman" w:eastAsia="黑体" w:cs="Times New Roman"/>
+          <w:sz w:val="21"/>
+        </w:rPr>
+        <w:t xml:space="preserve">表1-4 AI回复（示例）</w:t>
+      </w:r>
+    </w:p>
+    <w:tbl>
+      <w:tblPr>
+        <w:tblStyle w:val="TableGrid"/>
+        <w:tblW w:type="auto" w:w="0"/>
+        <w:jc w:val="center"/>
+        <w:tblLook w:firstColumn="1" w:firstRow="1" w:lastColumn="0" w:lastRow="0" w:noHBand="0" w:noVBand="1" w:val="04A0"/>
+      </w:tblPr>
+      <w:tblGrid>
+        <w:gridCol w:w="1000"/>
+        <w:gridCol w:w="7312"/>
+      </w:tblGrid>
+      <w:tr>
+        <w:trPr>
+          <w:tblHeader/>
+        </w:trPr>
+        <w:tc>
+          <w:tcPr>
+            <w:tcW w:type="dxa" w:w="1000"/>
+            <w:shd w:val="clear" w:color="auto" w:fill="EDEDED"/>
+          </w:tcPr>
+          <w:p>
+            <w:pPr>
+              <w:spacing w:line="240" w:lineRule="auto"/>
+              <w:ind w:firstLine="0"/>
+              <w:jc w:val="center"/>
+            </w:pPr>
+            <w:r>
+              <w:rPr>
+                <w:rFonts w:ascii="Times New Roman" w:hAnsi="Times New Roman" w:eastAsia="宋体" w:cs="Times New Roman"/>
+                <w:b/>
+                <w:sz w:val="21"/>
+              </w:rPr>
+              <w:t xml:space="preserve">序号</w:t>
+            </w:r>
+          </w:p>
+        </w:tc>
+        <w:tc>
+          <w:tcPr>
+            <w:tcW w:type="dxa" w:w="7312"/>
+            <w:shd w:val="clear" w:color="auto" w:fill="EDEDED"/>
+          </w:tcPr>
+          <w:p>
+            <w:pPr>
+              <w:spacing w:line="240" w:lineRule="auto"/>
+              <w:ind w:firstLine="0"/>
+              <w:jc w:val="center"/>
+            </w:pPr>
+            <w:r>
+              <w:rPr>
+                <w:rFonts w:ascii="Times New Roman" w:hAnsi="Times New Roman" w:eastAsia="宋体" w:cs="Times New Roman"/>
+                <w:b/>
+                <w:sz w:val="21"/>
+              </w:rPr>
+              <w:t xml:space="preserve">AI回复内容</w:t>
+            </w:r>
+          </w:p>
+        </w:tc>
+      </w:tr>
+      <w:tr>
+        <w:tc>
+          <w:tcPr>
+            <w:tcW w:type="dxa" w:w="1000"/>
+          </w:tcPr>
+          <w:p>
+            <w:pPr>
+              <w:spacing w:line="240" w:lineRule="auto"/>
+              <w:ind w:firstLine="0"/>
+              <w:jc w:val="left"/>
+            </w:pPr>
+            <w:r>
+              <w:rPr>
+                <w:rFonts w:ascii="Times New Roman" w:hAnsi="Times New Roman" w:eastAsia="宋体" w:cs="Times New Roman"/>
+                <w:sz w:val="21"/>
+              </w:rPr>
+              <w:t xml:space="preserve">1</w:t>
+            </w:r>
+          </w:p>
+        </w:tc>
+        <w:tc>
+          <w:tcPr>
+            <w:tcW w:type="dxa" w:w="7312"/>
+          </w:tcPr>
+          <w:p>
+            <w:pPr>
+              <w:spacing w:line="240" w:lineRule="auto"/>
+              <w:ind w:firstLine="0"/>
+              <w:jc w:val="left"/>
+            </w:pPr>
+            <w:r>
+              <w:rPr>
+                <w:rFonts w:ascii="Times New Roman" w:hAnsi="Times New Roman" w:eastAsia="宋体" w:cs="Times New Roman"/>
+                <w:sz w:val="21"/>
+              </w:rPr>
+              <w:t xml:space="preserve">金额：报销单150元。便利店小票58.5元，超市小票金额可辨认，合计可以核对。</w:t>
+            </w:r>
+          </w:p>
+        </w:tc>
+      </w:tr>
+      <w:tr>
+        <w:tc>
+          <w:tcPr>
+            <w:tcW w:type="dxa" w:w="1000"/>
+          </w:tcPr>
+          <w:p>
+            <w:pPr>
+              <w:spacing w:line="240" w:lineRule="auto"/>
+              <w:ind w:firstLine="0"/>
+              <w:jc w:val="left"/>
+            </w:pPr>
+            <w:r>
+              <w:rPr>
+                <w:rFonts w:ascii="Times New Roman" w:hAnsi="Times New Roman" w:eastAsia="宋体" w:cs="Times New Roman"/>
+                <w:sz w:val="21"/>
+              </w:rPr>
+              <w:t xml:space="preserve">2</w:t>
+            </w:r>
+          </w:p>
+        </w:tc>
+        <w:tc>
+          <w:tcPr>
+            <w:tcW w:type="dxa" w:w="7312"/>
+          </w:tcPr>
+          <w:p>
+            <w:pPr>
+              <w:spacing w:line="240" w:lineRule="auto"/>
+              <w:ind w:firstLine="0"/>
+              <w:jc w:val="left"/>
+            </w:pPr>
+            <w:r>
+              <w:rPr>
+                <w:rFonts w:ascii="Times New Roman" w:hAnsi="Times New Roman" w:eastAsia="宋体" w:cs="Times New Roman"/>
+                <w:sz w:val="21"/>
+              </w:rPr>
+              <w:t xml:space="preserve">日期：材料中未见日期，待补充。</w:t>
+            </w:r>
+          </w:p>
+        </w:tc>
+      </w:tr>
+      <w:tr>
+        <w:tc>
+          <w:tcPr>
+            <w:tcW w:type="dxa" w:w="1000"/>
+          </w:tcPr>
+          <w:p>
+            <w:pPr>
+              <w:spacing w:line="240" w:lineRule="auto"/>
+              <w:ind w:firstLine="0"/>
+              <w:jc w:val="left"/>
+            </w:pPr>
+            <w:r>
+              <w:rPr>
+                <w:rFonts w:ascii="Times New Roman" w:hAnsi="Times New Roman" w:eastAsia="宋体" w:cs="Times New Roman"/>
+                <w:sz w:val="21"/>
+              </w:rPr>
+              <w:t xml:space="preserve">3</w:t>
+            </w:r>
+          </w:p>
+        </w:tc>
+        <w:tc>
+          <w:tcPr>
+            <w:tcW w:type="dxa" w:w="7312"/>
+          </w:tcPr>
+          <w:p>
+            <w:pPr>
+              <w:spacing w:line="240" w:lineRule="auto"/>
+              <w:ind w:firstLine="0"/>
+              <w:jc w:val="left"/>
+            </w:pPr>
+            <w:r>
+              <w:rPr>
+                <w:rFonts w:ascii="Times New Roman" w:hAnsi="Times New Roman" w:eastAsia="宋体" w:cs="Times New Roman"/>
+                <w:sz w:val="21"/>
+              </w:rPr>
+              <w:t xml:space="preserve">用途：“活动费用”较笼统，可补充为茶点、饮用水等。</w:t>
+            </w:r>
+          </w:p>
+        </w:tc>
+      </w:tr>
+      <w:tr>
+        <w:tc>
+          <w:tcPr>
+            <w:tcW w:type="dxa" w:w="1000"/>
+          </w:tcPr>
+          <w:p>
+            <w:pPr>
+              <w:spacing w:line="240" w:lineRule="auto"/>
+              <w:ind w:firstLine="0"/>
+              <w:jc w:val="left"/>
+            </w:pPr>
+            <w:r>
+              <w:rPr>
+                <w:rFonts w:ascii="Times New Roman" w:hAnsi="Times New Roman" w:eastAsia="宋体" w:cs="Times New Roman"/>
+                <w:sz w:val="21"/>
+              </w:rPr>
+              <w:t xml:space="preserve">4</w:t>
+            </w:r>
+          </w:p>
+        </w:tc>
+        <w:tc>
+          <w:tcPr>
+            <w:tcW w:type="dxa" w:w="7312"/>
+          </w:tcPr>
+          <w:p>
+            <w:pPr>
+              <w:spacing w:line="240" w:lineRule="auto"/>
+              <w:ind w:firstLine="0"/>
+              <w:jc w:val="left"/>
+            </w:pPr>
+            <w:r>
+              <w:rPr>
+                <w:rFonts w:ascii="Times New Roman" w:hAnsi="Times New Roman" w:eastAsia="宋体" w:cs="Times New Roman"/>
+                <w:sz w:val="21"/>
+              </w:rPr>
+              <w:t xml:space="preserve">结论：金额合理，可以报销。</w:t>
+            </w:r>
+          </w:p>
+        </w:tc>
+      </w:tr>
+    </w:tbl>
+    <w:p>
+      <w:pPr>
+        <w:ind w:firstLine="0"/>
+      </w:pPr>
+    </w:p>
+    <w:p>
+      <w:pPr>
+        <w:pStyle w:val="Heading3"/>
+      </w:pPr>
+      <w:r>
+        <w:t xml:space="preserve">评分标准</w:t>
+      </w:r>
+    </w:p>
+    <w:p>
+      <w:pPr>
+        <w:keepNext/>
+        <w:ind w:firstLine="0"/>
+        <w:jc w:val="center"/>
+      </w:pPr>
+      <w:r>
+        <w:rPr>
+          <w:rFonts w:ascii="Times New Roman" w:hAnsi="Times New Roman" w:eastAsia="黑体" w:cs="Times New Roman"/>
+          <w:sz w:val="21"/>
+        </w:rPr>
+        <w:t xml:space="preserve">表1-5 综合练习评分标准</w:t>
+      </w:r>
+    </w:p>
+    <w:tbl>
+      <w:tblPr>
+        <w:tblStyle w:val="TableGrid"/>
+        <w:tblW w:type="auto" w:w="0"/>
+        <w:jc w:val="center"/>
+        <w:tblLook w:firstColumn="1" w:firstRow="1" w:lastColumn="0" w:lastRow="0" w:noHBand="0" w:noVBand="1" w:val="04A0"/>
+      </w:tblPr>
+      <w:tblGrid>
+        <w:gridCol w:w="2000"/>
+        <w:gridCol w:w="5612"/>
+        <w:gridCol w:w="700"/>
+      </w:tblGrid>
+      <w:tr>
+        <w:trPr>
+          <w:tblHeader/>
+        </w:trPr>
+        <w:tc>
+          <w:tcPr>
+            <w:tcW w:type="dxa" w:w="2000"/>
+            <w:shd w:val="clear" w:color="auto" w:fill="EDEDED"/>
+          </w:tcPr>
+          <w:p>
+            <w:pPr>
+              <w:spacing w:line="240" w:lineRule="auto"/>
+              <w:ind w:firstLine="0"/>
+              <w:jc w:val="center"/>
+            </w:pPr>
+            <w:r>
+              <w:rPr>
+                <w:rFonts w:ascii="Times New Roman" w:hAnsi="Times New Roman" w:eastAsia="宋体" w:cs="Times New Roman"/>
+                <w:b/>
+                <w:sz w:val="21"/>
+              </w:rPr>
+              <w:t xml:space="preserve">任务</w:t>
+            </w:r>
+          </w:p>
+        </w:tc>
+        <w:tc>
+          <w:tcPr>
+            <w:tcW w:type="dxa" w:w="5612"/>
+            <w:shd w:val="clear" w:color="auto" w:fill="EDEDED"/>
+          </w:tcPr>
+          <w:p>
+            <w:pPr>
+              <w:spacing w:line="240" w:lineRule="auto"/>
+              <w:ind w:firstLine="0"/>
+              <w:jc w:val="center"/>
+            </w:pPr>
+            <w:r>
+              <w:rPr>
+                <w:rFonts w:ascii="Times New Roman" w:hAnsi="Times New Roman" w:eastAsia="宋体" w:cs="Times New Roman"/>
+                <w:b/>
+                <w:sz w:val="21"/>
+              </w:rPr>
+              <w:t xml:space="preserve">评分要点</w:t>
+            </w:r>
+          </w:p>
+        </w:tc>
+        <w:tc>
+          <w:tcPr>
+            <w:tcW w:type="dxa" w:w="700"/>
+            <w:shd w:val="clear" w:color="auto" w:fill="EDEDED"/>
+          </w:tcPr>
+          <w:p>
+            <w:pPr>
+              <w:spacing w:line="240" w:lineRule="auto"/>
+              <w:ind w:firstLine="0"/>
+              <w:jc w:val="center"/>
+            </w:pPr>
+            <w:r>
+              <w:rPr>
+                <w:rFonts w:ascii="Times New Roman" w:hAnsi="Times New Roman" w:eastAsia="宋体" w:cs="Times New Roman"/>
+                <w:b/>
+                <w:sz w:val="21"/>
+              </w:rPr>
+              <w:t xml:space="preserve">分值</w:t>
+            </w:r>
+          </w:p>
+        </w:tc>
+      </w:tr>
+      <w:tr>
+        <w:tc>
+          <w:tcPr>
+            <w:tcW w:type="dxa" w:w="2000"/>
+          </w:tcPr>
+          <w:p>
+            <w:pPr>
+              <w:spacing w:line="240" w:lineRule="auto"/>
+              <w:ind w:firstLine="0"/>
+              <w:jc w:val="left"/>
+            </w:pPr>
+            <w:r>
+              <w:rPr>
+                <w:rFonts w:ascii="Times New Roman" w:hAnsi="Times New Roman" w:eastAsia="宋体" w:cs="Times New Roman"/>
+                <w:sz w:val="21"/>
+              </w:rPr>
+              <w:t xml:space="preserve">1 找出信息缺口</w:t>
+            </w:r>
+          </w:p>
+        </w:tc>
+        <w:tc>
+          <w:tcPr>
+            <w:tcW w:type="dxa" w:w="5612"/>
+          </w:tcPr>
+          <w:p>
+            <w:pPr>
+              <w:spacing w:line="240" w:lineRule="auto"/>
+              <w:ind w:firstLine="0"/>
+              <w:jc w:val="left"/>
+            </w:pPr>
+            <w:r>
+              <w:rPr>
+                <w:rFonts w:ascii="Times New Roman" w:hAnsi="Times New Roman" w:eastAsia="宋体" w:cs="Times New Roman"/>
+                <w:sz w:val="21"/>
+              </w:rPr>
+              <w:t xml:space="preserve">五要素逐项检查，缺口列全（日期、经手人、票据金额、用途明细等），补充后的描述可核对</w:t>
+            </w:r>
+          </w:p>
+        </w:tc>
+        <w:tc>
+          <w:tcPr>
+            <w:tcW w:type="dxa" w:w="700"/>
+          </w:tcPr>
+          <w:p>
+            <w:pPr>
+              <w:spacing w:line="240" w:lineRule="auto"/>
+              <w:ind w:firstLine="0"/>
+              <w:jc w:val="left"/>
+            </w:pPr>
+            <w:r>
+              <w:rPr>
+                <w:rFonts w:ascii="Times New Roman" w:hAnsi="Times New Roman" w:eastAsia="宋体" w:cs="Times New Roman"/>
+                <w:sz w:val="21"/>
+              </w:rPr>
+              <w:t xml:space="preserve">20</w:t>
+            </w:r>
+          </w:p>
+        </w:tc>
+      </w:tr>
+      <w:tr>
+        <w:tc>
+          <w:tcPr>
+            <w:tcW w:type="dxa" w:w="2000"/>
+          </w:tcPr>
+          <w:p>
+            <w:pPr>
+              <w:spacing w:line="240" w:lineRule="auto"/>
+              <w:ind w:firstLine="0"/>
+              <w:jc w:val="left"/>
+            </w:pPr>
+            <w:r>
+              <w:rPr>
+                <w:rFonts w:ascii="Times New Roman" w:hAnsi="Times New Roman" w:eastAsia="宋体" w:cs="Times New Roman"/>
+                <w:sz w:val="21"/>
+              </w:rPr>
+              <w:t xml:space="preserve">2 编写提示词</w:t>
+            </w:r>
+          </w:p>
+        </w:tc>
+        <w:tc>
+          <w:tcPr>
+            <w:tcW w:type="dxa" w:w="5612"/>
+          </w:tcPr>
+          <w:p>
+            <w:pPr>
+              <w:spacing w:line="240" w:lineRule="auto"/>
+              <w:ind w:firstLine="0"/>
+              <w:jc w:val="left"/>
+            </w:pPr>
+            <w:r>
+              <w:rPr>
+                <w:rFonts w:ascii="Times New Roman" w:hAnsi="Times New Roman" w:eastAsia="宋体" w:cs="Times New Roman"/>
+                <w:sz w:val="21"/>
+              </w:rPr>
+              <w:t xml:space="preserve">提示词包含五要素，要求核对表并标注缺少依据的项目</w:t>
+            </w:r>
+          </w:p>
+        </w:tc>
+        <w:tc>
+          <w:tcPr>
+            <w:tcW w:type="dxa" w:w="700"/>
+          </w:tcPr>
+          <w:p>
+            <w:pPr>
+              <w:spacing w:line="240" w:lineRule="auto"/>
+              <w:ind w:firstLine="0"/>
+              <w:jc w:val="left"/>
+            </w:pPr>
+            <w:r>
+              <w:rPr>
+                <w:rFonts w:ascii="Times New Roman" w:hAnsi="Times New Roman" w:eastAsia="宋体" w:cs="Times New Roman"/>
+                <w:sz w:val="21"/>
+              </w:rPr>
+              <w:t xml:space="preserve">25</w:t>
+            </w:r>
+          </w:p>
+        </w:tc>
+      </w:tr>
+      <w:tr>
+        <w:tc>
+          <w:tcPr>
+            <w:tcW w:type="dxa" w:w="2000"/>
+          </w:tcPr>
+          <w:p>
+            <w:pPr>
+              <w:spacing w:line="240" w:lineRule="auto"/>
+              <w:ind w:firstLine="0"/>
+              <w:jc w:val="left"/>
+            </w:pPr>
+            <w:r>
+              <w:rPr>
+                <w:rFonts w:ascii="Times New Roman" w:hAnsi="Times New Roman" w:eastAsia="宋体" w:cs="Times New Roman"/>
+                <w:sz w:val="21"/>
+              </w:rPr>
+              <w:t xml:space="preserve">3 检查AI回复</w:t>
+            </w:r>
+          </w:p>
+        </w:tc>
+        <w:tc>
+          <w:tcPr>
+            <w:tcW w:type="dxa" w:w="5612"/>
+          </w:tcPr>
+          <w:p>
+            <w:pPr>
+              <w:spacing w:line="240" w:lineRule="auto"/>
+              <w:ind w:firstLine="0"/>
+              <w:jc w:val="left"/>
+            </w:pPr>
+            <w:r>
+              <w:rPr>
+                <w:rFonts w:ascii="Times New Roman" w:hAnsi="Times New Roman" w:eastAsia="宋体" w:cs="Times New Roman"/>
+                <w:sz w:val="21"/>
+              </w:rPr>
+              <w:t xml:space="preserve">找出“可以报销”结论缺乏依据、150元与58.5元之间的差额91.5元无票据支持、日期缺失等问题，并说明采用与否的理由</w:t>
+            </w:r>
+          </w:p>
+        </w:tc>
+        <w:tc>
+          <w:tcPr>
+            <w:tcW w:type="dxa" w:w="700"/>
+          </w:tcPr>
+          <w:p>
+            <w:pPr>
+              <w:spacing w:line="240" w:lineRule="auto"/>
+              <w:ind w:firstLine="0"/>
+              <w:jc w:val="left"/>
+            </w:pPr>
+            <w:r>
+              <w:rPr>
+                <w:rFonts w:ascii="Times New Roman" w:hAnsi="Times New Roman" w:eastAsia="宋体" w:cs="Times New Roman"/>
+                <w:sz w:val="21"/>
+              </w:rPr>
+              <w:t xml:space="preserve">30</w:t>
+            </w:r>
+          </w:p>
+        </w:tc>
+      </w:tr>
+      <w:tr>
+        <w:tc>
+          <w:tcPr>
+            <w:tcW w:type="dxa" w:w="2000"/>
+          </w:tcPr>
+          <w:p>
+            <w:pPr>
+              <w:spacing w:line="240" w:lineRule="auto"/>
+              <w:ind w:firstLine="0"/>
+              <w:jc w:val="left"/>
+            </w:pPr>
+            <w:r>
+              <w:rPr>
+                <w:rFonts w:ascii="Times New Roman" w:hAnsi="Times New Roman" w:eastAsia="宋体" w:cs="Times New Roman"/>
+                <w:sz w:val="21"/>
+              </w:rPr>
+              <w:t xml:space="preserve">4 反思</w:t>
+            </w:r>
+          </w:p>
+        </w:tc>
+        <w:tc>
+          <w:tcPr>
+            <w:tcW w:type="dxa" w:w="5612"/>
+          </w:tcPr>
+          <w:p>
+            <w:pPr>
+              <w:spacing w:line="240" w:lineRule="auto"/>
+              <w:ind w:firstLine="0"/>
+              <w:jc w:val="left"/>
+            </w:pPr>
+            <w:r>
+              <w:rPr>
+                <w:rFonts w:ascii="Times New Roman" w:hAnsi="Times New Roman" w:eastAsia="宋体" w:cs="Times New Roman"/>
+                <w:sz w:val="21"/>
+              </w:rPr>
+              <w:t xml:space="preserve">不超过300字，区分人工与大模型的判断，说明核对方法</w:t>
+            </w:r>
+          </w:p>
+        </w:tc>
+        <w:tc>
+          <w:tcPr>
+            <w:tcW w:type="dxa" w:w="700"/>
+          </w:tcPr>
+          <w:p>
+            <w:pPr>
+              <w:spacing w:line="240" w:lineRule="auto"/>
+              <w:ind w:firstLine="0"/>
+              <w:jc w:val="left"/>
+            </w:pPr>
+            <w:r>
+              <w:rPr>
+                <w:rFonts w:ascii="Times New Roman" w:hAnsi="Times New Roman" w:eastAsia="宋体" w:cs="Times New Roman"/>
+                <w:sz w:val="21"/>
+              </w:rPr>
+              <w:t xml:space="preserve">25</w:t>
+            </w:r>
+          </w:p>
+        </w:tc>
+      </w:tr>
+      <w:tr>
+        <w:tc>
+          <w:tcPr>
+            <w:tcW w:type="dxa" w:w="2000"/>
+          </w:tcPr>
+          <w:p>
+            <w:pPr>
+              <w:spacing w:line="240" w:lineRule="auto"/>
+              <w:ind w:firstLine="0"/>
+              <w:jc w:val="left"/>
+            </w:pPr>
+            <w:r>
+              <w:rPr>
+                <w:rFonts w:ascii="Times New Roman" w:hAnsi="Times New Roman" w:eastAsia="宋体" w:cs="Times New Roman"/>
+                <w:sz w:val="21"/>
+              </w:rPr>
+              <w:t xml:space="preserve">合计</w:t>
+            </w:r>
+          </w:p>
+        </w:tc>
+        <w:tc>
+          <w:tcPr>
+            <w:tcW w:type="dxa" w:w="5612"/>
+          </w:tcPr>
+          <w:p>
+            <w:pPr>
+              <w:spacing w:line="240" w:lineRule="auto"/>
+              <w:ind w:firstLine="0"/>
+              <w:jc w:val="left"/>
+            </w:pPr>
+            <w:r>
+              <w:rPr>
+                <w:rFonts w:ascii="Times New Roman" w:hAnsi="Times New Roman" w:eastAsia="宋体" w:cs="Times New Roman"/>
+                <w:sz w:val="21"/>
+              </w:rPr>
+              <w:t xml:space="preserve"/>
+            </w:r>
+          </w:p>
+        </w:tc>
+        <w:tc>
+          <w:tcPr>
+            <w:tcW w:type="dxa" w:w="700"/>
+          </w:tcPr>
+          <w:p>
+            <w:pPr>
+              <w:spacing w:line="240" w:lineRule="auto"/>
+              <w:ind w:firstLine="0"/>
+              <w:jc w:val="left"/>
+            </w:pPr>
+            <w:r>
+              <w:rPr>
+                <w:rFonts w:ascii="Times New Roman" w:hAnsi="Times New Roman" w:eastAsia="宋体" w:cs="Times New Roman"/>
+                <w:sz w:val="21"/>
+              </w:rPr>
+              <w:t xml:space="preserve">100</w:t>
+            </w:r>
+          </w:p>
+        </w:tc>
+      </w:tr>
+    </w:tbl>
+    <w:p>
+      <w:pPr>
+        <w:ind w:firstLine="0"/>
+      </w:pPr>
     </w:p>
     <w:sectPr>
       <w:footerReference w:type="default" r:id="rId9"/>

--- a/AI大模型在财务场景的应用/项目1_范例_v6.docx
+++ b/AI大模型在财务场景的应用/项目1_范例_v6.docx
@@ -1124,7 +1124,7 @@
                 <w:b w:val="0"/>
                 <w:sz w:val="24"/>
               </w:rPr>
-              <w:t xml:space="preserve">星空读书会准备期中活动时，有同学提议“买点零食”，既没有写明用途，也没有写明金额和付款人。活动结束后，三张收据分别由三个人保管，报销时对不上，两位同学各自垫付，最后在群里争执起来。财务干事小何没有急着处理，而是请大家重新填写一张采购说明，写清楚用途、预算、付款人和批准人。问题就这样慢慢理顺了。</w:t>
+              <w:t xml:space="preserve">星空读书会准备期中活动时，有同学提议“买点零食”，既没有写明用途，也没有写明金额和付款人。活动结束后，三张收据分别由三个人保管，报销时对不上，两位同学各自垫付，最后在群里争执起来。财务干事小何没有急着处理，而是请大家重新填写一张采购说明，写清楚用途、预算、付款人和批准人。问题就这样慢慢理顺了。 小何后来把这件事写成了社团的采购流程：先填申请，再由负责人批准，最后凭票报销。同学们发现，这一流程并不麻烦，反而省去了许多口头争执。</w:t>
             </w:r>
           </w:p>
           <w:p>
@@ -1154,7 +1154,7 @@
                 <w:b w:val="0"/>
                 <w:sz w:val="24"/>
               </w:rPr>
-              <w:t xml:space="preserve">青禾文具行政部的同事想买一批文件柜，口头告诉财务助理小周“先买，回头补申请”。小周请这位同事先补一份书面申请，写明用途、预算与审批人。这位同事起初觉得麻烦，后来发现，正是因为有了这份申请，报销才没有被退回。</w:t>
+              <w:t xml:space="preserve">青禾文具行政部的赵敏想买一批文件柜，口头告诉财务助理小周“先买，回头补申请”。小周请赵敏先补一份书面申请，写明用途、预算与审批人。赵敏起初觉得麻烦，后来发现，正是因为有了这份申请，她的报销才没有被退回。</w:t>
             </w:r>
           </w:p>
           <w:p>
@@ -1214,7 +1214,7 @@
                 <w:b w:val="0"/>
                 <w:sz w:val="24"/>
               </w:rPr>
-              <w:t xml:space="preserve">分析：回复看似有用，实际上没有写明用途、数量、预算和审批人，也没有提醒任何金额都需要依据。照着它采购，等于把花钱的决定交给了一份没有边界的清单。改进的做法，是先写明活动人数、预算上限和审批人，再让AI列出清单，并请它标注每项金额的来源。</w:t>
+              <w:t xml:space="preserve">分析：回复看似有用，实际上没有写明用途、数量、预算和审批人，也没有提醒任何金额都需要依据。照着它采购，等于把花钱的决定交给了一份没有边界的清单。改进的做法，是先写明活动人数、预算上限和审批人，再让AI列出清单，并请它标注每项金额的来源。 另外，如果用AI生成采购清单，应当把清单当作草稿，逐项与预算表和审批意见对照，而不是直接当作批准的依据。</w:t>
             </w:r>
           </w:p>
           <w:p>
@@ -1244,7 +1244,7 @@
                 <w:b w:val="0"/>
                 <w:sz w:val="24"/>
               </w:rPr>
-              <w:t xml:space="preserve">你是否有过“先买了再说”的经历？这种做法给同学或单位带来了什么麻烦？</w:t>
+              <w:t xml:space="preserve">你是否有过“先买了再说”的经历？这种做法给同学或单位带来了什么麻烦？ 如果领导口头同意先买，但没有书面记录，你会怎样记录这笔支出？</w:t>
             </w:r>
           </w:p>
           <w:p>
@@ -2754,7 +2754,7 @@
                 <w:b w:val="0"/>
                 <w:sz w:val="24"/>
               </w:rPr>
-              <w:t xml:space="preserve">青禾文具的财务助理小周请AI起草一封付款提醒邮件，没有写明“金额以合同为准，材料中没有的数字一律不写”。AI写出的邮件中有一个未经核实的欠款数额，小周对照合同后才发现问题，及时删去了它。</w:t>
+              <w:t xml:space="preserve">青禾文具的财务助理小周请AI起草一封付款提醒邮件，没有写明“金额以合同为准，材料中没有的数字一律不写”。AI写出的邮件中有一个未经核实的欠款数额，小周对照合同后才发现问题，及时删去了它。 小周此后在部门的提示词模板中加入了“材料中没有的数字一律写待核实”一句，并要求所有对外文字在发出前由她本人对照合同逐句检查。</w:t>
             </w:r>
           </w:p>
           <w:p>
@@ -2814,7 +2814,7 @@
                 <w:b w:val="0"/>
                 <w:sz w:val="24"/>
               </w:rPr>
-              <w:t xml:space="preserve">分析：提示词中只给出了“按合同写”的要求，但没有附上合同内容。AI在没有依据时仍然给出了具体数字，这正是大模型容易出现的“编造”。改进的提示词应当写明：“若材料中没有金额，请写‘待核实’，不得推测。”</w:t>
+              <w:t xml:space="preserve">分析：提示词中只给出了“按合同写”的要求，但没有附上合同内容。AI在没有依据时仍然给出了具体数字，这正是大模型容易出现的“编造”。改进的提示词应当写明：“若材料中没有金额，请写‘待核实’，不得推测。” 这个例子说明，提示词不仅是为了让AI写得更好，也是在界定它的权限：它可以整理材料，但不能替人作出事实判断。</w:t>
             </w:r>
           </w:p>
           <w:p>
@@ -2844,7 +2844,7 @@
                 <w:b w:val="0"/>
                 <w:sz w:val="24"/>
               </w:rPr>
-              <w:t xml:space="preserve">为什么说提示词是一种责任表达？如果AI写错了，责任应当由谁承担？</w:t>
+              <w:t xml:space="preserve">为什么说提示词是一种责任表达？如果AI写错了，责任应当由谁承担？ 在什么情况下，你会主动在提示词中写明“不得推测”？如果不写，会有什么后果？</w:t>
             </w:r>
           </w:p>
           <w:p>
@@ -3908,7 +3908,7 @@
                 <w:b w:val="0"/>
                 <w:sz w:val="24"/>
               </w:rPr>
-              <w:t xml:space="preserve">社团财务汇总表由AI生成，负责人没有核对就发到了群里。后来有社员发现某笔收款被算了两次，群里有人质疑“账是不是有问题”，负责人回答：“是AI算的。”大家的信任因此受到了影响。</w:t>
+              <w:t xml:space="preserve">社团财务汇总表由AI生成，负责人没有核对就发到了群里。后来有社员发现某笔收款被算了两次，群里有人质疑“账是不是有问题”，负责人回答：“是AI算的。”大家的信任因此受到了影响。 负责人事后说明：他没有检查汇总表，只是觉得“AI做的数字应该没问题”。这种想法，恰恰是三步检查要避免的。</w:t>
             </w:r>
           </w:p>
           <w:p>
@@ -3938,7 +3938,7 @@
                 <w:b w:val="0"/>
                 <w:sz w:val="24"/>
               </w:rPr>
-              <w:t xml:space="preserve">青禾文具的财务助理小周提交给财务主管陈静的月报，由AI汇总而成。陈静问起其中一个比率的计算方法，小周答不上来。小周承认自己没有核对，并重新用三步法检查了全部数字。</w:t>
+              <w:t xml:space="preserve">青禾文具的财务助理小周提交给财务主管陈静的月报，由AI汇总而成。陈静问起其中一个比率的计算方法，小周答不上来。小周承认自己没有核对，并重新用三步法检查了全部数字。 此后，陈静要求所有由AI生成的报表都附上算式和核对记录，并把核对记录作为月报的必要附件。</w:t>
             </w:r>
           </w:p>
           <w:p>
@@ -4028,7 +4028,7 @@
                 <w:b w:val="0"/>
                 <w:sz w:val="24"/>
               </w:rPr>
-              <w:t xml:space="preserve">如果AI算错了，提交报告的人是否也有责任？你会如何向别人解释你的核对过程？</w:t>
+              <w:t xml:space="preserve">如果AI算错了，提交报告的人是否也有责任？你会如何向别人解释你的核对过程？ 你认为“交给工具”和“交给他人检查”之间有什么本质区别？</w:t>
             </w:r>
           </w:p>
           <w:p>

--- a/AI大模型在财务场景的应用/项目1_范例_v6.docx
+++ b/AI大模型在财务场景的应用/项目1_范例_v6.docx
@@ -2844,7 +2844,7 @@
                 <w:b w:val="0"/>
                 <w:sz w:val="24"/>
               </w:rPr>
-              <w:t xml:space="preserve">为什么说提示词是一种责任表达？如果AI写错了，责任应当由谁承担？ 在什么情况下，你会主动在提示词中写明“不得推测”？如果不写，会有什么后果？</w:t>
+              <w:t>为什么说提示词是一种责任表达？如果AI写错了，责任应当由谁承担？ 在什么情况下，你会主动在提示词中写明“不得推测”？如果不写，会有什么后果？ 讨论时还可以追问：如果这一结论要交给另一位同学复核，他需要看到哪些依据？请把这些依据逐条写出来，并判断哪一条最能说服对方。</w:t>
             </w:r>
           </w:p>
           <w:p>
@@ -2904,7 +2904,7 @@
                 <w:b w:val="0"/>
                 <w:sz w:val="24"/>
               </w:rPr>
-              <w:t xml:space="preserve">我承诺：请AI撰写对外文字前，先写明依据来源，并要求它在不确定处标注“待核实”；对外发出的数字，必须能在原始材料中找到出处。</w:t>
+              <w:t>我承诺：请AI撰写对外文字前，先写明依据来源，并要求它在不确定处标注“待核实”；对外发出的数字，必须能在原始材料中找到出处。 本周内，请把这次比较的依据和结论整理成一页说明，附在作业或台账中，供他人检查。我承诺：凡使用AI得出的结论，都先核对依据，再决定是否采用。</w:t>
             </w:r>
           </w:p>
           <w:p>
@@ -4028,7 +4028,7 @@
                 <w:b w:val="0"/>
                 <w:sz w:val="24"/>
               </w:rPr>
-              <w:t xml:space="preserve">如果AI算错了，提交报告的人是否也有责任？你会如何向别人解释你的核对过程？ 你认为“交给工具”和“交给他人检查”之间有什么本质区别？</w:t>
+              <w:t>如果AI算错了，提交报告的人是否也有责任？你会如何向别人解释你的核对过程？ 你认为“交给工具”和“交给他人检查”之间有什么本质区别？ 讨论时还可以追问：如果这一结论要交给另一位同学复核，他需要看到哪些依据？请把这些依据逐条写出来，并判断哪一条最能说服对方。</w:t>
             </w:r>
           </w:p>
           <w:p>
@@ -4088,7 +4088,7 @@
                 <w:b w:val="0"/>
                 <w:sz w:val="24"/>
               </w:rPr>
-              <w:t xml:space="preserve">我承诺：凡是交给他人的AI结果，都先完成三步检查，并能说出每一个数字的来源；如果无法核对，就不提交。</w:t>
+              <w:t>我承诺：凡是交给他人的AI结果，都先完成三步检查，并能说出每一个数字的来源；如果无法核对，就不提交。 本周内，请把这次比较的依据和结论整理成一页说明，附在作业或台账中，供他人检查。我承诺：凡使用AI得出的结论，都先核对依据，再决定是否采用。</w:t>
             </w:r>
           </w:p>
           <w:p>

--- a/AI大模型在财务场景的应用/项目1_范例_v6.docx
+++ b/AI大模型在财务场景的应用/项目1_范例_v6.docx
@@ -2844,7 +2844,7 @@
                 <w:b w:val="0"/>
                 <w:sz w:val="24"/>
               </w:rPr>
-              <w:t>为什么说提示词是一种责任表达？如果AI写错了，责任应当由谁承担？ 在什么情况下，你会主动在提示词中写明“不得推测”？如果不写，会有什么后果？ 讨论时还可以追问：如果这一结论要交给另一位同学复核，他需要看到哪些依据？请把这些依据逐条写出来，并判断哪一条最能说服对方。</w:t>
+              <w:t>为什么说提示词是一种责任表达？如果AI写错了，责任应当由谁承担？ 在什么情况下，你会主动在提示词中写明“不得推测”？如果不写，会有什么后果？ 请你设计一条提示词，要求AI在引用数字时注明出处，并说明这条要求为什么比“请认真一点”更有效。</w:t>
             </w:r>
           </w:p>
           <w:p>
@@ -2904,7 +2904,7 @@
                 <w:b w:val="0"/>
                 <w:sz w:val="24"/>
               </w:rPr>
-              <w:t>我承诺：请AI撰写对外文字前，先写明依据来源，并要求它在不确定处标注“待核实”；对外发出的数字，必须能在原始材料中找到出处。 本周内，请把这次比较的依据和结论整理成一页说明，附在作业或台账中，供他人检查。我承诺：凡使用AI得出的结论，都先核对依据，再决定是否采用。</w:t>
+              <w:t>我承诺：请AI撰写对外文字前，先写明依据来源，并要求它在不确定处标注“待核实”；对外发出的数字，必须能在原始材料中找到出处。 下次使用AI撰写对外文字时，先在提示词末尾写明“不确定处标注待核实”，并保存这一版提示词，供下次复用。</w:t>
             </w:r>
           </w:p>
           <w:p>
@@ -4028,7 +4028,7 @@
                 <w:b w:val="0"/>
                 <w:sz w:val="24"/>
               </w:rPr>
-              <w:t>如果AI算错了，提交报告的人是否也有责任？你会如何向别人解释你的核对过程？ 你认为“交给工具”和“交给他人检查”之间有什么本质区别？ 讨论时还可以追问：如果这一结论要交给另一位同学复核，他需要看到哪些依据？请把这些依据逐条写出来，并判断哪一条最能说服对方。</w:t>
+              <w:t>如果AI算错了，提交报告的人是否也有责任？你会如何向别人解释你的核对过程？ 你认为“交给工具”和“交给他人检查”之间有什么本质区别？ 请找一份你做过的报告，用三步检查法逐条核对，记录发现的问题和修正方法，再讨论如果当时没有核对会产生什么后果。</w:t>
             </w:r>
           </w:p>
           <w:p>
@@ -4088,7 +4088,7 @@
                 <w:b w:val="0"/>
                 <w:sz w:val="24"/>
               </w:rPr>
-              <w:t>我承诺：凡是交给他人的AI结果，都先完成三步检查，并能说出每一个数字的来源；如果无法核对，就不提交。 本周内，请把这次比较的依据和结论整理成一页说明，附在作业或台账中，供他人检查。我承诺：凡使用AI得出的结论，都先核对依据，再决定是否采用。</w:t>
+              <w:t>我承诺：凡是交给他人的AI结果，都先完成三步检查，并能说出每一个数字的来源；如果无法核对，就不提交。 下次提交AI结果前，先在稿件末尾附上核对记录，写明核对了哪些数字、依据是哪份材料。</w:t>
             </w:r>
           </w:p>
           <w:p>
